--- a/offres/analyses/20260301601/CCTP_Analysis_Mutuelle_Armee.docx
+++ b/offres/analyses/20260301601/CCTP_Analysis_Mutuelle_Armee.docx
@@ -18,7 +18,7 @@
     </w:p>
     <w:p>
       <w:pPr>
-        <w:spacing w:before="0" w:after="160"/>
+        <w:spacing w:before="0" w:after="200"/>
         <w:jc w:val="center"/>
       </w:pPr>
       <w:r>
@@ -31,7 +31,10 @@
     </w:p>
     <w:p>
       <w:pPr>
-        <w:spacing w:before="120" w:after="60"/>
+        <w:spacing w:before="160" w:after="80"/>
+        <w:pBdr>
+          <w:bottom w:val="single" w:sz="8" w:space="2" w:color="2E75B6"/>
+        </w:pBdr>
       </w:pPr>
       <w:r>
         <w:rPr>
@@ -48,24 +51,22 @@
       </w:pPr>
       <w:r>
         <w:rPr>
-          <w:b w:val="0"/>
           <w:color w:val="404040"/>
           <w:sz w:val="20"/>
         </w:rPr>
-        <w:t>Full datacenter refresh for the Mutuelle de l'Armée Nationale (Ministry of Defence, Tunisia). Single contract, eight indissociable items, 120-day execution after contract approval. Existing VMware vSphere 8 platform to be migrated.</w:t>
+        <w:t>The Mutuelle de l'Armée Nationale, operating under the supervision of the Ministry of National Defense of Tunisia, has issued a public tender for the complete modernization of its central datacenter infrastructure. The stated goal of the project is to strengthen service continuity for hosted applications, optimize resource management, and renew the virtualization platform that currently runs on VMware vSphere 8.</w:t>
       </w:r>
     </w:p>
     <w:p>
       <w:pPr>
-        <w:spacing w:before="40" w:after="40"/>
+        <w:spacing w:before="40" w:after="80"/>
       </w:pPr>
       <w:r>
         <w:rPr>
-          <w:b/>
           <w:color w:val="404040"/>
           <w:sz w:val="20"/>
         </w:rPr>
-        <w:t>Items summary:</w:t>
+        <w:t>The tender takes the form of a single contract composed of eight indissociable items covering compute, storage, backup, networking, security, and physical infrastructure. The successful bidder must deliver a turnkey solution that includes hardware, software, services, and post-sale support. The execution period is 120 days from contract approval. The existing VMware vSphere 8 platform must be migrated to the new solution as part of the project scope.</w:t>
       </w:r>
     </w:p>
     <w:tbl>
@@ -81,13 +82,16 @@
         <w:gridCol w:w="2550"/>
       </w:tblGrid>
       <w:tr>
-        <w:trPr>
-          <w:tblHeader/>
-        </w:trPr>
         <w:tc>
           <w:tcPr>
             <w:tcW w:type="dxa" w:w="2550"/>
-            <w:shd w:val="clear" w:color="auto" w:fill="1F3864"/>
+            <w:shd w:val="clear" w:color="auto" w:fill="FFFFFF"/>
+            <w:tcBorders>
+              <w:top w:val="single" w:sz="6" w:space="0" w:color="2E75B6"/>
+              <w:left w:val="single" w:sz="6" w:space="0" w:color="2E75B6"/>
+              <w:bottom w:val="single" w:sz="6" w:space="0" w:color="2E75B6"/>
+              <w:right w:val="single" w:sz="6" w:space="0" w:color="2E75B6"/>
+            </w:tcBorders>
           </w:tcPr>
           <w:p>
             <w:pPr>
@@ -98,7 +102,7 @@
             <w:r>
               <w:rPr>
                 <w:b/>
-                <w:color w:val="1F3864"/>
+                <w:color w:val="000000"/>
                 <w:sz w:val="18"/>
               </w:rPr>
               <w:t>#</w:t>
@@ -108,7 +112,13 @@
         <w:tc>
           <w:tcPr>
             <w:tcW w:type="dxa" w:w="2550"/>
-            <w:shd w:val="clear" w:color="auto" w:fill="1F3864"/>
+            <w:shd w:val="clear" w:color="auto" w:fill="FFFFFF"/>
+            <w:tcBorders>
+              <w:top w:val="single" w:sz="6" w:space="0" w:color="2E75B6"/>
+              <w:left w:val="single" w:sz="6" w:space="0" w:color="2E75B6"/>
+              <w:bottom w:val="single" w:sz="6" w:space="0" w:color="2E75B6"/>
+              <w:right w:val="single" w:sz="6" w:space="0" w:color="2E75B6"/>
+            </w:tcBorders>
           </w:tcPr>
           <w:p>
             <w:pPr>
@@ -119,7 +129,7 @@
             <w:r>
               <w:rPr>
                 <w:b/>
-                <w:color w:val="1F3864"/>
+                <w:color w:val="000000"/>
                 <w:sz w:val="18"/>
               </w:rPr>
               <w:t>Item</w:t>
@@ -129,7 +139,13 @@
         <w:tc>
           <w:tcPr>
             <w:tcW w:type="dxa" w:w="2550"/>
-            <w:shd w:val="clear" w:color="auto" w:fill="1F3864"/>
+            <w:shd w:val="clear" w:color="auto" w:fill="FFFFFF"/>
+            <w:tcBorders>
+              <w:top w:val="single" w:sz="6" w:space="0" w:color="2E75B6"/>
+              <w:left w:val="single" w:sz="6" w:space="0" w:color="2E75B6"/>
+              <w:bottom w:val="single" w:sz="6" w:space="0" w:color="2E75B6"/>
+              <w:right w:val="single" w:sz="6" w:space="0" w:color="2E75B6"/>
+            </w:tcBorders>
           </w:tcPr>
           <w:p>
             <w:pPr>
@@ -140,7 +156,7 @@
             <w:r>
               <w:rPr>
                 <w:b/>
-                <w:color w:val="1F3864"/>
+                <w:color w:val="000000"/>
                 <w:sz w:val="18"/>
               </w:rPr>
               <w:t>Qty</w:t>
@@ -150,7 +166,13 @@
         <w:tc>
           <w:tcPr>
             <w:tcW w:type="dxa" w:w="2550"/>
-            <w:shd w:val="clear" w:color="auto" w:fill="1F3864"/>
+            <w:shd w:val="clear" w:color="auto" w:fill="FFFFFF"/>
+            <w:tcBorders>
+              <w:top w:val="single" w:sz="6" w:space="0" w:color="2E75B6"/>
+              <w:left w:val="single" w:sz="6" w:space="0" w:color="2E75B6"/>
+              <w:bottom w:val="single" w:sz="6" w:space="0" w:color="2E75B6"/>
+              <w:right w:val="single" w:sz="6" w:space="0" w:color="2E75B6"/>
+            </w:tcBorders>
           </w:tcPr>
           <w:p>
             <w:pPr>
@@ -161,7 +183,7 @@
             <w:r>
               <w:rPr>
                 <w:b/>
-                <w:color w:val="1F3864"/>
+                <w:color w:val="000000"/>
                 <w:sz w:val="18"/>
               </w:rPr>
               <w:t>Category</w:t>
@@ -174,6 +196,12 @@
           <w:tcPr>
             <w:tcW w:type="dxa" w:w="2550"/>
             <w:shd w:val="clear" w:color="auto" w:fill="FFFFFF"/>
+            <w:tcBorders>
+              <w:top w:val="single" w:sz="4" w:space="0" w:color="CCCCCC"/>
+              <w:left w:val="single" w:sz="4" w:space="0" w:color="CCCCCC"/>
+              <w:bottom w:val="single" w:sz="4" w:space="0" w:color="CCCCCC"/>
+              <w:right w:val="single" w:sz="4" w:space="0" w:color="CCCCCC"/>
+            </w:tcBorders>
           </w:tcPr>
           <w:p>
             <w:pPr>
@@ -194,6 +222,12 @@
           <w:tcPr>
             <w:tcW w:type="dxa" w:w="2550"/>
             <w:shd w:val="clear" w:color="auto" w:fill="FFFFFF"/>
+            <w:tcBorders>
+              <w:top w:val="single" w:sz="4" w:space="0" w:color="CCCCCC"/>
+              <w:left w:val="single" w:sz="4" w:space="0" w:color="CCCCCC"/>
+              <w:bottom w:val="single" w:sz="4" w:space="0" w:color="CCCCCC"/>
+              <w:right w:val="single" w:sz="4" w:space="0" w:color="CCCCCC"/>
+            </w:tcBorders>
           </w:tcPr>
           <w:p>
             <w:pPr>
@@ -214,6 +248,12 @@
           <w:tcPr>
             <w:tcW w:type="dxa" w:w="2550"/>
             <w:shd w:val="clear" w:color="auto" w:fill="FFFFFF"/>
+            <w:tcBorders>
+              <w:top w:val="single" w:sz="4" w:space="0" w:color="CCCCCC"/>
+              <w:left w:val="single" w:sz="4" w:space="0" w:color="CCCCCC"/>
+              <w:bottom w:val="single" w:sz="4" w:space="0" w:color="CCCCCC"/>
+              <w:right w:val="single" w:sz="4" w:space="0" w:color="CCCCCC"/>
+            </w:tcBorders>
           </w:tcPr>
           <w:p>
             <w:pPr>
@@ -234,6 +274,12 @@
           <w:tcPr>
             <w:tcW w:type="dxa" w:w="2550"/>
             <w:shd w:val="clear" w:color="auto" w:fill="FFFFFF"/>
+            <w:tcBorders>
+              <w:top w:val="single" w:sz="4" w:space="0" w:color="CCCCCC"/>
+              <w:left w:val="single" w:sz="4" w:space="0" w:color="CCCCCC"/>
+              <w:bottom w:val="single" w:sz="4" w:space="0" w:color="CCCCCC"/>
+              <w:right w:val="single" w:sz="4" w:space="0" w:color="CCCCCC"/>
+            </w:tcBorders>
           </w:tcPr>
           <w:p>
             <w:pPr>
@@ -256,6 +302,12 @@
           <w:tcPr>
             <w:tcW w:type="dxa" w:w="2550"/>
             <w:shd w:val="clear" w:color="auto" w:fill="FFFFFF"/>
+            <w:tcBorders>
+              <w:top w:val="single" w:sz="4" w:space="0" w:color="CCCCCC"/>
+              <w:left w:val="single" w:sz="4" w:space="0" w:color="CCCCCC"/>
+              <w:bottom w:val="single" w:sz="4" w:space="0" w:color="CCCCCC"/>
+              <w:right w:val="single" w:sz="4" w:space="0" w:color="CCCCCC"/>
+            </w:tcBorders>
           </w:tcPr>
           <w:p>
             <w:pPr>
@@ -276,6 +328,12 @@
           <w:tcPr>
             <w:tcW w:type="dxa" w:w="2550"/>
             <w:shd w:val="clear" w:color="auto" w:fill="FFFFFF"/>
+            <w:tcBorders>
+              <w:top w:val="single" w:sz="4" w:space="0" w:color="CCCCCC"/>
+              <w:left w:val="single" w:sz="4" w:space="0" w:color="CCCCCC"/>
+              <w:bottom w:val="single" w:sz="4" w:space="0" w:color="CCCCCC"/>
+              <w:right w:val="single" w:sz="4" w:space="0" w:color="CCCCCC"/>
+            </w:tcBorders>
           </w:tcPr>
           <w:p>
             <w:pPr>
@@ -296,6 +354,12 @@
           <w:tcPr>
             <w:tcW w:type="dxa" w:w="2550"/>
             <w:shd w:val="clear" w:color="auto" w:fill="FFFFFF"/>
+            <w:tcBorders>
+              <w:top w:val="single" w:sz="4" w:space="0" w:color="CCCCCC"/>
+              <w:left w:val="single" w:sz="4" w:space="0" w:color="CCCCCC"/>
+              <w:bottom w:val="single" w:sz="4" w:space="0" w:color="CCCCCC"/>
+              <w:right w:val="single" w:sz="4" w:space="0" w:color="CCCCCC"/>
+            </w:tcBorders>
           </w:tcPr>
           <w:p>
             <w:pPr>
@@ -316,6 +380,12 @@
           <w:tcPr>
             <w:tcW w:type="dxa" w:w="2550"/>
             <w:shd w:val="clear" w:color="auto" w:fill="FFFFFF"/>
+            <w:tcBorders>
+              <w:top w:val="single" w:sz="4" w:space="0" w:color="CCCCCC"/>
+              <w:left w:val="single" w:sz="4" w:space="0" w:color="CCCCCC"/>
+              <w:bottom w:val="single" w:sz="4" w:space="0" w:color="CCCCCC"/>
+              <w:right w:val="single" w:sz="4" w:space="0" w:color="CCCCCC"/>
+            </w:tcBorders>
           </w:tcPr>
           <w:p>
             <w:pPr>
@@ -338,6 +408,12 @@
           <w:tcPr>
             <w:tcW w:type="dxa" w:w="2550"/>
             <w:shd w:val="clear" w:color="auto" w:fill="FFFFFF"/>
+            <w:tcBorders>
+              <w:top w:val="single" w:sz="4" w:space="0" w:color="CCCCCC"/>
+              <w:left w:val="single" w:sz="4" w:space="0" w:color="CCCCCC"/>
+              <w:bottom w:val="single" w:sz="4" w:space="0" w:color="CCCCCC"/>
+              <w:right w:val="single" w:sz="4" w:space="0" w:color="CCCCCC"/>
+            </w:tcBorders>
           </w:tcPr>
           <w:p>
             <w:pPr>
@@ -358,6 +434,12 @@
           <w:tcPr>
             <w:tcW w:type="dxa" w:w="2550"/>
             <w:shd w:val="clear" w:color="auto" w:fill="FFFFFF"/>
+            <w:tcBorders>
+              <w:top w:val="single" w:sz="4" w:space="0" w:color="CCCCCC"/>
+              <w:left w:val="single" w:sz="4" w:space="0" w:color="CCCCCC"/>
+              <w:bottom w:val="single" w:sz="4" w:space="0" w:color="CCCCCC"/>
+              <w:right w:val="single" w:sz="4" w:space="0" w:color="CCCCCC"/>
+            </w:tcBorders>
           </w:tcPr>
           <w:p>
             <w:pPr>
@@ -378,6 +460,12 @@
           <w:tcPr>
             <w:tcW w:type="dxa" w:w="2550"/>
             <w:shd w:val="clear" w:color="auto" w:fill="FFFFFF"/>
+            <w:tcBorders>
+              <w:top w:val="single" w:sz="4" w:space="0" w:color="CCCCCC"/>
+              <w:left w:val="single" w:sz="4" w:space="0" w:color="CCCCCC"/>
+              <w:bottom w:val="single" w:sz="4" w:space="0" w:color="CCCCCC"/>
+              <w:right w:val="single" w:sz="4" w:space="0" w:color="CCCCCC"/>
+            </w:tcBorders>
           </w:tcPr>
           <w:p>
             <w:pPr>
@@ -398,6 +486,12 @@
           <w:tcPr>
             <w:tcW w:type="dxa" w:w="2550"/>
             <w:shd w:val="clear" w:color="auto" w:fill="FFFFFF"/>
+            <w:tcBorders>
+              <w:top w:val="single" w:sz="4" w:space="0" w:color="CCCCCC"/>
+              <w:left w:val="single" w:sz="4" w:space="0" w:color="CCCCCC"/>
+              <w:bottom w:val="single" w:sz="4" w:space="0" w:color="CCCCCC"/>
+              <w:right w:val="single" w:sz="4" w:space="0" w:color="CCCCCC"/>
+            </w:tcBorders>
           </w:tcPr>
           <w:p>
             <w:pPr>
@@ -420,6 +514,12 @@
           <w:tcPr>
             <w:tcW w:type="dxa" w:w="2550"/>
             <w:shd w:val="clear" w:color="auto" w:fill="FFFFFF"/>
+            <w:tcBorders>
+              <w:top w:val="single" w:sz="4" w:space="0" w:color="CCCCCC"/>
+              <w:left w:val="single" w:sz="4" w:space="0" w:color="CCCCCC"/>
+              <w:bottom w:val="single" w:sz="4" w:space="0" w:color="CCCCCC"/>
+              <w:right w:val="single" w:sz="4" w:space="0" w:color="CCCCCC"/>
+            </w:tcBorders>
           </w:tcPr>
           <w:p>
             <w:pPr>
@@ -440,6 +540,12 @@
           <w:tcPr>
             <w:tcW w:type="dxa" w:w="2550"/>
             <w:shd w:val="clear" w:color="auto" w:fill="FFFFFF"/>
+            <w:tcBorders>
+              <w:top w:val="single" w:sz="4" w:space="0" w:color="CCCCCC"/>
+              <w:left w:val="single" w:sz="4" w:space="0" w:color="CCCCCC"/>
+              <w:bottom w:val="single" w:sz="4" w:space="0" w:color="CCCCCC"/>
+              <w:right w:val="single" w:sz="4" w:space="0" w:color="CCCCCC"/>
+            </w:tcBorders>
           </w:tcPr>
           <w:p>
             <w:pPr>
@@ -460,6 +566,12 @@
           <w:tcPr>
             <w:tcW w:type="dxa" w:w="2550"/>
             <w:shd w:val="clear" w:color="auto" w:fill="FFFFFF"/>
+            <w:tcBorders>
+              <w:top w:val="single" w:sz="4" w:space="0" w:color="CCCCCC"/>
+              <w:left w:val="single" w:sz="4" w:space="0" w:color="CCCCCC"/>
+              <w:bottom w:val="single" w:sz="4" w:space="0" w:color="CCCCCC"/>
+              <w:right w:val="single" w:sz="4" w:space="0" w:color="CCCCCC"/>
+            </w:tcBorders>
           </w:tcPr>
           <w:p>
             <w:pPr>
@@ -480,6 +592,12 @@
           <w:tcPr>
             <w:tcW w:type="dxa" w:w="2550"/>
             <w:shd w:val="clear" w:color="auto" w:fill="FFFFFF"/>
+            <w:tcBorders>
+              <w:top w:val="single" w:sz="4" w:space="0" w:color="CCCCCC"/>
+              <w:left w:val="single" w:sz="4" w:space="0" w:color="CCCCCC"/>
+              <w:bottom w:val="single" w:sz="4" w:space="0" w:color="CCCCCC"/>
+              <w:right w:val="single" w:sz="4" w:space="0" w:color="CCCCCC"/>
+            </w:tcBorders>
           </w:tcPr>
           <w:p>
             <w:pPr>
@@ -502,6 +620,12 @@
           <w:tcPr>
             <w:tcW w:type="dxa" w:w="2550"/>
             <w:shd w:val="clear" w:color="auto" w:fill="FFFFFF"/>
+            <w:tcBorders>
+              <w:top w:val="single" w:sz="4" w:space="0" w:color="CCCCCC"/>
+              <w:left w:val="single" w:sz="4" w:space="0" w:color="CCCCCC"/>
+              <w:bottom w:val="single" w:sz="4" w:space="0" w:color="CCCCCC"/>
+              <w:right w:val="single" w:sz="4" w:space="0" w:color="CCCCCC"/>
+            </w:tcBorders>
           </w:tcPr>
           <w:p>
             <w:pPr>
@@ -522,6 +646,12 @@
           <w:tcPr>
             <w:tcW w:type="dxa" w:w="2550"/>
             <w:shd w:val="clear" w:color="auto" w:fill="FFFFFF"/>
+            <w:tcBorders>
+              <w:top w:val="single" w:sz="4" w:space="0" w:color="CCCCCC"/>
+              <w:left w:val="single" w:sz="4" w:space="0" w:color="CCCCCC"/>
+              <w:bottom w:val="single" w:sz="4" w:space="0" w:color="CCCCCC"/>
+              <w:right w:val="single" w:sz="4" w:space="0" w:color="CCCCCC"/>
+            </w:tcBorders>
           </w:tcPr>
           <w:p>
             <w:pPr>
@@ -542,6 +672,12 @@
           <w:tcPr>
             <w:tcW w:type="dxa" w:w="2550"/>
             <w:shd w:val="clear" w:color="auto" w:fill="FFFFFF"/>
+            <w:tcBorders>
+              <w:top w:val="single" w:sz="4" w:space="0" w:color="CCCCCC"/>
+              <w:left w:val="single" w:sz="4" w:space="0" w:color="CCCCCC"/>
+              <w:bottom w:val="single" w:sz="4" w:space="0" w:color="CCCCCC"/>
+              <w:right w:val="single" w:sz="4" w:space="0" w:color="CCCCCC"/>
+            </w:tcBorders>
           </w:tcPr>
           <w:p>
             <w:pPr>
@@ -562,6 +698,12 @@
           <w:tcPr>
             <w:tcW w:type="dxa" w:w="2550"/>
             <w:shd w:val="clear" w:color="auto" w:fill="FFFFFF"/>
+            <w:tcBorders>
+              <w:top w:val="single" w:sz="4" w:space="0" w:color="CCCCCC"/>
+              <w:left w:val="single" w:sz="4" w:space="0" w:color="CCCCCC"/>
+              <w:bottom w:val="single" w:sz="4" w:space="0" w:color="CCCCCC"/>
+              <w:right w:val="single" w:sz="4" w:space="0" w:color="CCCCCC"/>
+            </w:tcBorders>
           </w:tcPr>
           <w:p>
             <w:pPr>
@@ -584,6 +726,12 @@
           <w:tcPr>
             <w:tcW w:type="dxa" w:w="2550"/>
             <w:shd w:val="clear" w:color="auto" w:fill="FFFFFF"/>
+            <w:tcBorders>
+              <w:top w:val="single" w:sz="4" w:space="0" w:color="CCCCCC"/>
+              <w:left w:val="single" w:sz="4" w:space="0" w:color="CCCCCC"/>
+              <w:bottom w:val="single" w:sz="4" w:space="0" w:color="CCCCCC"/>
+              <w:right w:val="single" w:sz="4" w:space="0" w:color="CCCCCC"/>
+            </w:tcBorders>
           </w:tcPr>
           <w:p>
             <w:pPr>
@@ -604,6 +752,12 @@
           <w:tcPr>
             <w:tcW w:type="dxa" w:w="2550"/>
             <w:shd w:val="clear" w:color="auto" w:fill="FFFFFF"/>
+            <w:tcBorders>
+              <w:top w:val="single" w:sz="4" w:space="0" w:color="CCCCCC"/>
+              <w:left w:val="single" w:sz="4" w:space="0" w:color="CCCCCC"/>
+              <w:bottom w:val="single" w:sz="4" w:space="0" w:color="CCCCCC"/>
+              <w:right w:val="single" w:sz="4" w:space="0" w:color="CCCCCC"/>
+            </w:tcBorders>
           </w:tcPr>
           <w:p>
             <w:pPr>
@@ -624,6 +778,12 @@
           <w:tcPr>
             <w:tcW w:type="dxa" w:w="2550"/>
             <w:shd w:val="clear" w:color="auto" w:fill="FFFFFF"/>
+            <w:tcBorders>
+              <w:top w:val="single" w:sz="4" w:space="0" w:color="CCCCCC"/>
+              <w:left w:val="single" w:sz="4" w:space="0" w:color="CCCCCC"/>
+              <w:bottom w:val="single" w:sz="4" w:space="0" w:color="CCCCCC"/>
+              <w:right w:val="single" w:sz="4" w:space="0" w:color="CCCCCC"/>
+            </w:tcBorders>
           </w:tcPr>
           <w:p>
             <w:pPr>
@@ -644,6 +804,12 @@
           <w:tcPr>
             <w:tcW w:type="dxa" w:w="2550"/>
             <w:shd w:val="clear" w:color="auto" w:fill="FFFFFF"/>
+            <w:tcBorders>
+              <w:top w:val="single" w:sz="4" w:space="0" w:color="CCCCCC"/>
+              <w:left w:val="single" w:sz="4" w:space="0" w:color="CCCCCC"/>
+              <w:bottom w:val="single" w:sz="4" w:space="0" w:color="CCCCCC"/>
+              <w:right w:val="single" w:sz="4" w:space="0" w:color="CCCCCC"/>
+            </w:tcBorders>
           </w:tcPr>
           <w:p>
             <w:pPr>
@@ -666,6 +832,12 @@
           <w:tcPr>
             <w:tcW w:type="dxa" w:w="2550"/>
             <w:shd w:val="clear" w:color="auto" w:fill="FFFFFF"/>
+            <w:tcBorders>
+              <w:top w:val="single" w:sz="4" w:space="0" w:color="CCCCCC"/>
+              <w:left w:val="single" w:sz="4" w:space="0" w:color="CCCCCC"/>
+              <w:bottom w:val="single" w:sz="4" w:space="0" w:color="CCCCCC"/>
+              <w:right w:val="single" w:sz="4" w:space="0" w:color="CCCCCC"/>
+            </w:tcBorders>
           </w:tcPr>
           <w:p>
             <w:pPr>
@@ -686,6 +858,12 @@
           <w:tcPr>
             <w:tcW w:type="dxa" w:w="2550"/>
             <w:shd w:val="clear" w:color="auto" w:fill="FFFFFF"/>
+            <w:tcBorders>
+              <w:top w:val="single" w:sz="4" w:space="0" w:color="CCCCCC"/>
+              <w:left w:val="single" w:sz="4" w:space="0" w:color="CCCCCC"/>
+              <w:bottom w:val="single" w:sz="4" w:space="0" w:color="CCCCCC"/>
+              <w:right w:val="single" w:sz="4" w:space="0" w:color="CCCCCC"/>
+            </w:tcBorders>
           </w:tcPr>
           <w:p>
             <w:pPr>
@@ -706,6 +884,12 @@
           <w:tcPr>
             <w:tcW w:type="dxa" w:w="2550"/>
             <w:shd w:val="clear" w:color="auto" w:fill="FFFFFF"/>
+            <w:tcBorders>
+              <w:top w:val="single" w:sz="4" w:space="0" w:color="CCCCCC"/>
+              <w:left w:val="single" w:sz="4" w:space="0" w:color="CCCCCC"/>
+              <w:bottom w:val="single" w:sz="4" w:space="0" w:color="CCCCCC"/>
+              <w:right w:val="single" w:sz="4" w:space="0" w:color="CCCCCC"/>
+            </w:tcBorders>
           </w:tcPr>
           <w:p>
             <w:pPr>
@@ -726,6 +910,12 @@
           <w:tcPr>
             <w:tcW w:type="dxa" w:w="2550"/>
             <w:shd w:val="clear" w:color="auto" w:fill="FFFFFF"/>
+            <w:tcBorders>
+              <w:top w:val="single" w:sz="4" w:space="0" w:color="CCCCCC"/>
+              <w:left w:val="single" w:sz="4" w:space="0" w:color="CCCCCC"/>
+              <w:bottom w:val="single" w:sz="4" w:space="0" w:color="CCCCCC"/>
+              <w:right w:val="single" w:sz="4" w:space="0" w:color="CCCCCC"/>
+            </w:tcBorders>
           </w:tcPr>
           <w:p>
             <w:pPr>
@@ -748,6 +938,12 @@
           <w:tcPr>
             <w:tcW w:type="dxa" w:w="2550"/>
             <w:shd w:val="clear" w:color="auto" w:fill="FFFFFF"/>
+            <w:tcBorders>
+              <w:top w:val="single" w:sz="4" w:space="0" w:color="CCCCCC"/>
+              <w:left w:val="single" w:sz="4" w:space="0" w:color="CCCCCC"/>
+              <w:bottom w:val="single" w:sz="4" w:space="0" w:color="CCCCCC"/>
+              <w:right w:val="single" w:sz="4" w:space="0" w:color="CCCCCC"/>
+            </w:tcBorders>
           </w:tcPr>
           <w:p>
             <w:pPr>
@@ -768,6 +964,12 @@
           <w:tcPr>
             <w:tcW w:type="dxa" w:w="2550"/>
             <w:shd w:val="clear" w:color="auto" w:fill="FFFFFF"/>
+            <w:tcBorders>
+              <w:top w:val="single" w:sz="4" w:space="0" w:color="CCCCCC"/>
+              <w:left w:val="single" w:sz="4" w:space="0" w:color="CCCCCC"/>
+              <w:bottom w:val="single" w:sz="4" w:space="0" w:color="CCCCCC"/>
+              <w:right w:val="single" w:sz="4" w:space="0" w:color="CCCCCC"/>
+            </w:tcBorders>
           </w:tcPr>
           <w:p>
             <w:pPr>
@@ -788,6 +990,12 @@
           <w:tcPr>
             <w:tcW w:type="dxa" w:w="2550"/>
             <w:shd w:val="clear" w:color="auto" w:fill="FFFFFF"/>
+            <w:tcBorders>
+              <w:top w:val="single" w:sz="4" w:space="0" w:color="CCCCCC"/>
+              <w:left w:val="single" w:sz="4" w:space="0" w:color="CCCCCC"/>
+              <w:bottom w:val="single" w:sz="4" w:space="0" w:color="CCCCCC"/>
+              <w:right w:val="single" w:sz="4" w:space="0" w:color="CCCCCC"/>
+            </w:tcBorders>
           </w:tcPr>
           <w:p>
             <w:pPr>
@@ -808,6 +1016,12 @@
           <w:tcPr>
             <w:tcW w:type="dxa" w:w="2550"/>
             <w:shd w:val="clear" w:color="auto" w:fill="FFFFFF"/>
+            <w:tcBorders>
+              <w:top w:val="single" w:sz="4" w:space="0" w:color="CCCCCC"/>
+              <w:left w:val="single" w:sz="4" w:space="0" w:color="CCCCCC"/>
+              <w:bottom w:val="single" w:sz="4" w:space="0" w:color="CCCCCC"/>
+              <w:right w:val="single" w:sz="4" w:space="0" w:color="CCCCCC"/>
+            </w:tcBorders>
           </w:tcPr>
           <w:p>
             <w:pPr>
@@ -842,15 +1056,14 @@
     </w:p>
     <w:p>
       <w:pPr>
-        <w:pStyle w:val="ListParagraph"/>
-        <w:spacing w:before="20" w:after="20"/>
+        <w:spacing w:before="40" w:after="80"/>
       </w:pPr>
       <w:r>
         <w:rPr>
           <w:color w:val="404040"/>
           <w:sz w:val="20"/>
         </w:rPr>
-        <w:t>Installation, configuration, and live VM migration from VMware vSphere 8</w:t>
+        <w:t>Beyond the supply of equipment and software, the successful bidder is responsible for the complete deployment and operational handover of the new datacenter platform. The scope of services includes the following:</w:t>
       </w:r>
     </w:p>
     <w:p>
@@ -863,7 +1076,7 @@
           <w:color w:val="404040"/>
           <w:sz w:val="20"/>
         </w:rPr>
-        <w:t>Two certifying trainings (5 days, 6 staff each) in an accredited center</w:t>
+        <w:t>Physical installation, racking, and cabling of all hardware components in the client's premises</w:t>
       </w:r>
     </w:p>
     <w:p>
@@ -876,7 +1089,7 @@
           <w:color w:val="404040"/>
           <w:sz w:val="20"/>
         </w:rPr>
-        <w:t>Complete documentation (French or English), knowledge transfer</w:t>
+        <w:t>Configuration of servers, storage array, hypervisor cluster, switches, firewalls, and backup environment</w:t>
       </w:r>
     </w:p>
     <w:p>
@@ -889,13 +1102,81 @@
           <w:color w:val="404040"/>
           <w:sz w:val="20"/>
         </w:rPr>
-        <w:t>2-year 24/7 manufacturer support, updates included</w:t>
+        <w:t>Live migration of all virtual machines and associated data from the existing VMware vSphere 8 platform to the new hypervisor, without service interruption</w:t>
+      </w:r>
+    </w:p>
+    <w:p>
+      <w:pPr>
+        <w:pStyle w:val="ListParagraph"/>
+        <w:spacing w:before="20" w:after="20"/>
+      </w:pPr>
+      <w:r>
+        <w:rPr>
+          <w:color w:val="404040"/>
+          <w:sz w:val="20"/>
+        </w:rPr>
+        <w:t>Functional and performance testing of the integrated solution under the client's supervision before go-live</w:t>
+      </w:r>
+    </w:p>
+    <w:p>
+      <w:pPr>
+        <w:pStyle w:val="ListParagraph"/>
+        <w:spacing w:before="20" w:after="20"/>
+      </w:pPr>
+      <w:r>
+        <w:rPr>
+          <w:color w:val="404040"/>
+          <w:sz w:val="20"/>
+        </w:rPr>
+        <w:t>Two certifying trainings of five working days each, for six staff members per session, delivered in an accredited training center by certified trainers — one training on the proposed virtualization solution, the other on the proposed backup solution</w:t>
+      </w:r>
+    </w:p>
+    <w:p>
+      <w:pPr>
+        <w:pStyle w:val="ListParagraph"/>
+        <w:spacing w:before="20" w:after="20"/>
+      </w:pPr>
+      <w:r>
+        <w:rPr>
+          <w:color w:val="404040"/>
+          <w:sz w:val="20"/>
+        </w:rPr>
+        <w:t>Complete technical documentation in French or English, including installation procedures, configuration files, operating procedures (backup, restore, startup, shutdown), and a configuration dossier that must be maintained throughout the project lifecycle</w:t>
+      </w:r>
+    </w:p>
+    <w:p>
+      <w:pPr>
+        <w:pStyle w:val="ListParagraph"/>
+        <w:spacing w:before="20" w:after="20"/>
+      </w:pPr>
+      <w:r>
+        <w:rPr>
+          <w:color w:val="404040"/>
+          <w:sz w:val="20"/>
+        </w:rPr>
+        <w:t>Knowledge transfer to the client's technical teams during all interventions</w:t>
+      </w:r>
+    </w:p>
+    <w:p>
+      <w:pPr>
+        <w:pStyle w:val="ListParagraph"/>
+        <w:spacing w:before="20" w:after="20"/>
+      </w:pPr>
+      <w:r>
+        <w:rPr>
+          <w:color w:val="404040"/>
+          <w:sz w:val="20"/>
+        </w:rPr>
+        <w:t>Two years of 24/7 manufacturer support, including firmware updates, software patches, and security corrections</w:t>
       </w:r>
     </w:p>
     <w:p/>
     <w:p>
       <w:pPr>
-        <w:spacing w:before="120" w:after="60"/>
+        <w:spacing w:before="160" w:after="80"/>
+        <w:pBdr>
+          <w:bottom w:val="single" w:sz="8" w:space="2" w:color="2E75B6"/>
+        </w:pBdr>
       </w:pPr>
       <w:r>
         <w:rPr>
@@ -912,11 +1193,10 @@
       </w:pPr>
       <w:r>
         <w:rPr>
-          <w:b w:val="0"/>
           <w:color w:val="404040"/>
           <w:sz w:val="20"/>
         </w:rPr>
-        <w:t>Conditions a bidder must satisfy to be eligible. Failure on any line results in automatic disqualification.</w:t>
+        <w:t>Technical and product-related conditions defined in the CCTP that a bidder must satisfy to be eligible. Failure on any line means automatic disqualification at the technical evaluation stage.</w:t>
       </w:r>
     </w:p>
     <w:tbl>
@@ -930,13 +1210,16 @@
         <w:gridCol w:w="5100"/>
       </w:tblGrid>
       <w:tr>
-        <w:trPr>
-          <w:tblHeader/>
-        </w:trPr>
         <w:tc>
           <w:tcPr>
             <w:tcW w:type="dxa" w:w="5100"/>
-            <w:shd w:val="clear" w:color="auto" w:fill="1F3864"/>
+            <w:shd w:val="clear" w:color="auto" w:fill="FFFFFF"/>
+            <w:tcBorders>
+              <w:top w:val="single" w:sz="6" w:space="0" w:color="2E75B6"/>
+              <w:left w:val="single" w:sz="6" w:space="0" w:color="2E75B6"/>
+              <w:bottom w:val="single" w:sz="6" w:space="0" w:color="2E75B6"/>
+              <w:right w:val="single" w:sz="6" w:space="0" w:color="2E75B6"/>
+            </w:tcBorders>
           </w:tcPr>
           <w:p>
             <w:pPr>
@@ -947,7 +1230,7 @@
             <w:r>
               <w:rPr>
                 <w:b/>
-                <w:color w:val="1F3864"/>
+                <w:color w:val="000000"/>
                 <w:sz w:val="18"/>
               </w:rPr>
               <w:t>Category</w:t>
@@ -957,7 +1240,13 @@
         <w:tc>
           <w:tcPr>
             <w:tcW w:type="dxa" w:w="5100"/>
-            <w:shd w:val="clear" w:color="auto" w:fill="1F3864"/>
+            <w:shd w:val="clear" w:color="auto" w:fill="FFFFFF"/>
+            <w:tcBorders>
+              <w:top w:val="single" w:sz="6" w:space="0" w:color="2E75B6"/>
+              <w:left w:val="single" w:sz="6" w:space="0" w:color="2E75B6"/>
+              <w:bottom w:val="single" w:sz="6" w:space="0" w:color="2E75B6"/>
+              <w:right w:val="single" w:sz="6" w:space="0" w:color="2E75B6"/>
+            </w:tcBorders>
           </w:tcPr>
           <w:p>
             <w:pPr>
@@ -968,7 +1257,7 @@
             <w:r>
               <w:rPr>
                 <w:b/>
-                <w:color w:val="1F3864"/>
+                <w:color w:val="000000"/>
                 <w:sz w:val="18"/>
               </w:rPr>
               <w:t>Requirement</w:t>
@@ -981,90 +1270,12 @@
           <w:tcPr>
             <w:tcW w:type="dxa" w:w="5100"/>
             <w:shd w:val="clear" w:color="auto" w:fill="FFFFFF"/>
-          </w:tcPr>
-          <w:p>
-            <w:pPr>
-              <w:spacing w:before="40" w:after="40"/>
-              <w:jc w:val="left"/>
-            </w:pPr>
-            <w:r/>
-            <w:r>
-              <w:rPr>
-                <w:color w:val="000000"/>
-                <w:sz w:val="18"/>
-              </w:rPr>
-              <w:t>Legal / administrative</w:t>
-            </w:r>
-          </w:p>
-        </w:tc>
-        <w:tc>
-          <w:tcPr>
-            <w:tcW w:type="dxa" w:w="5100"/>
-            <w:shd w:val="clear" w:color="auto" w:fill="FFFFFF"/>
-          </w:tcPr>
-          <w:p>
-            <w:pPr>
-              <w:spacing w:before="40" w:after="40"/>
-              <w:jc w:val="left"/>
-            </w:pPr>
-            <w:r/>
-            <w:r>
-              <w:rPr>
-                <w:color w:val="000000"/>
-                <w:sz w:val="18"/>
-              </w:rPr>
-              <w:t>Tunisian registration; TUNEPS registration; tax and social security clearance certificates</w:t>
-            </w:r>
-          </w:p>
-        </w:tc>
-      </w:tr>
-      <w:tr>
-        <w:tc>
-          <w:tcPr>
-            <w:tcW w:type="dxa" w:w="5100"/>
-            <w:shd w:val="clear" w:color="auto" w:fill="FFFFFF"/>
-          </w:tcPr>
-          <w:p>
-            <w:pPr>
-              <w:spacing w:before="40" w:after="40"/>
-              <w:jc w:val="left"/>
-            </w:pPr>
-            <w:r/>
-            <w:r>
-              <w:rPr>
-                <w:color w:val="000000"/>
-                <w:sz w:val="18"/>
-              </w:rPr>
-              <w:t>Defence sector screening</w:t>
-            </w:r>
-          </w:p>
-        </w:tc>
-        <w:tc>
-          <w:tcPr>
-            <w:tcW w:type="dxa" w:w="5100"/>
-            <w:shd w:val="clear" w:color="auto" w:fill="FFFFFF"/>
-          </w:tcPr>
-          <w:p>
-            <w:pPr>
-              <w:spacing w:before="40" w:after="40"/>
-              <w:jc w:val="left"/>
-            </w:pPr>
-            <w:r/>
-            <w:r>
-              <w:rPr>
-                <w:color w:val="000000"/>
-                <w:sz w:val="18"/>
-              </w:rPr>
-              <w:t>National security screening for company and key personnel; nationality restrictions apply</w:t>
-            </w:r>
-          </w:p>
-        </w:tc>
-      </w:tr>
-      <w:tr>
-        <w:tc>
-          <w:tcPr>
-            <w:tcW w:type="dxa" w:w="5100"/>
-            <w:shd w:val="clear" w:color="auto" w:fill="FFFFFF"/>
+            <w:tcBorders>
+              <w:top w:val="single" w:sz="4" w:space="0" w:color="CCCCCC"/>
+              <w:left w:val="single" w:sz="4" w:space="0" w:color="CCCCCC"/>
+              <w:bottom w:val="single" w:sz="4" w:space="0" w:color="CCCCCC"/>
+              <w:right w:val="single" w:sz="4" w:space="0" w:color="CCCCCC"/>
+            </w:tcBorders>
           </w:tcPr>
           <w:p>
             <w:pPr>
@@ -1085,6 +1296,12 @@
           <w:tcPr>
             <w:tcW w:type="dxa" w:w="5100"/>
             <w:shd w:val="clear" w:color="auto" w:fill="FFFFFF"/>
+            <w:tcBorders>
+              <w:top w:val="single" w:sz="4" w:space="0" w:color="CCCCCC"/>
+              <w:left w:val="single" w:sz="4" w:space="0" w:color="CCCCCC"/>
+              <w:bottom w:val="single" w:sz="4" w:space="0" w:color="CCCCCC"/>
+              <w:right w:val="single" w:sz="4" w:space="0" w:color="CCCCCC"/>
+            </w:tcBorders>
           </w:tcPr>
           <w:p>
             <w:pPr>
@@ -1097,7 +1314,7 @@
                 <w:color w:val="000000"/>
                 <w:sz w:val="18"/>
               </w:rPr>
-              <w:t>MAF letter required for servers, storage array, and backup server</w:t>
+              <w:t>MAF letter required for servers and storage array</w:t>
             </w:r>
           </w:p>
         </w:tc>
@@ -1107,6 +1324,12 @@
           <w:tcPr>
             <w:tcW w:type="dxa" w:w="5100"/>
             <w:shd w:val="clear" w:color="auto" w:fill="FFFFFF"/>
+            <w:tcBorders>
+              <w:top w:val="single" w:sz="4" w:space="0" w:color="CCCCCC"/>
+              <w:left w:val="single" w:sz="4" w:space="0" w:color="CCCCCC"/>
+              <w:bottom w:val="single" w:sz="4" w:space="0" w:color="CCCCCC"/>
+              <w:right w:val="single" w:sz="4" w:space="0" w:color="CCCCCC"/>
+            </w:tcBorders>
           </w:tcPr>
           <w:p>
             <w:pPr>
@@ -1127,6 +1350,12 @@
           <w:tcPr>
             <w:tcW w:type="dxa" w:w="5100"/>
             <w:shd w:val="clear" w:color="auto" w:fill="FFFFFF"/>
+            <w:tcBorders>
+              <w:top w:val="single" w:sz="4" w:space="0" w:color="CCCCCC"/>
+              <w:left w:val="single" w:sz="4" w:space="0" w:color="CCCCCC"/>
+              <w:bottom w:val="single" w:sz="4" w:space="0" w:color="CCCCCC"/>
+              <w:right w:val="single" w:sz="4" w:space="0" w:color="CCCCCC"/>
+            </w:tcBorders>
           </w:tcPr>
           <w:p>
             <w:pPr>
@@ -1139,7 +1368,7 @@
                 <w:color w:val="000000"/>
                 <w:sz w:val="18"/>
               </w:rPr>
-              <w:t>Servers (Lot 1), storage array (Lot 3), and backup server (Lot 4) must be from the same manufacturer</w:t>
+              <w:t>Servers, storage, and backup server must be from the same manufacturer</w:t>
             </w:r>
           </w:p>
         </w:tc>
@@ -1149,6 +1378,12 @@
           <w:tcPr>
             <w:tcW w:type="dxa" w:w="5100"/>
             <w:shd w:val="clear" w:color="auto" w:fill="FFFFFF"/>
+            <w:tcBorders>
+              <w:top w:val="single" w:sz="4" w:space="0" w:color="CCCCCC"/>
+              <w:left w:val="single" w:sz="4" w:space="0" w:color="CCCCCC"/>
+              <w:bottom w:val="single" w:sz="4" w:space="0" w:color="CCCCCC"/>
+              <w:right w:val="single" w:sz="4" w:space="0" w:color="CCCCCC"/>
+            </w:tcBorders>
           </w:tcPr>
           <w:p>
             <w:pPr>
@@ -1161,7 +1396,7 @@
                 <w:color w:val="000000"/>
                 <w:sz w:val="18"/>
               </w:rPr>
-              <w:t>Firewall (Gartner MQ)</w:t>
+              <w:t>Firewall vendor</w:t>
             </w:r>
           </w:p>
         </w:tc>
@@ -1169,6 +1404,12 @@
           <w:tcPr>
             <w:tcW w:type="dxa" w:w="5100"/>
             <w:shd w:val="clear" w:color="auto" w:fill="FFFFFF"/>
+            <w:tcBorders>
+              <w:top w:val="single" w:sz="4" w:space="0" w:color="CCCCCC"/>
+              <w:left w:val="single" w:sz="4" w:space="0" w:color="CCCCCC"/>
+              <w:bottom w:val="single" w:sz="4" w:space="0" w:color="CCCCCC"/>
+              <w:right w:val="single" w:sz="4" w:space="0" w:color="CCCCCC"/>
+            </w:tcBorders>
           </w:tcPr>
           <w:p>
             <w:pPr>
@@ -1181,7 +1422,7 @@
                 <w:color w:val="000000"/>
                 <w:sz w:val="18"/>
               </w:rPr>
-              <w:t>Vendor must appear in the latest Gartner Magic Quadrant for Network Firewalls</w:t>
+              <w:t>Must be listed in latest Gartner Magic Quadrant for Network Firewalls</w:t>
             </w:r>
           </w:p>
         </w:tc>
@@ -1191,6 +1432,12 @@
           <w:tcPr>
             <w:tcW w:type="dxa" w:w="5100"/>
             <w:shd w:val="clear" w:color="auto" w:fill="FFFFFF"/>
+            <w:tcBorders>
+              <w:top w:val="single" w:sz="4" w:space="0" w:color="CCCCCC"/>
+              <w:left w:val="single" w:sz="4" w:space="0" w:color="CCCCCC"/>
+              <w:bottom w:val="single" w:sz="4" w:space="0" w:color="CCCCCC"/>
+              <w:right w:val="single" w:sz="4" w:space="0" w:color="CCCCCC"/>
+            </w:tcBorders>
           </w:tcPr>
           <w:p>
             <w:pPr>
@@ -1203,7 +1450,7 @@
                 <w:color w:val="000000"/>
                 <w:sz w:val="18"/>
               </w:rPr>
-              <w:t>Product certifications</w:t>
+              <w:t>Firewall certification</w:t>
             </w:r>
           </w:p>
         </w:tc>
@@ -1211,6 +1458,12 @@
           <w:tcPr>
             <w:tcW w:type="dxa" w:w="5100"/>
             <w:shd w:val="clear" w:color="auto" w:fill="FFFFFF"/>
+            <w:tcBorders>
+              <w:top w:val="single" w:sz="4" w:space="0" w:color="CCCCCC"/>
+              <w:left w:val="single" w:sz="4" w:space="0" w:color="CCCCCC"/>
+              <w:bottom w:val="single" w:sz="4" w:space="0" w:color="CCCCCC"/>
+              <w:right w:val="single" w:sz="4" w:space="0" w:color="CCCCCC"/>
+            </w:tcBorders>
           </w:tcPr>
           <w:p>
             <w:pPr>
@@ -1223,7 +1476,7 @@
                 <w:color w:val="000000"/>
                 <w:sz w:val="18"/>
               </w:rPr>
-              <w:t>ISO 9001:2015 and EN 62368/55032/55035 on servers, storage, switches, firewall; EAL 4+ or ICSA Labs for firewall</w:t>
+              <w:t>Common Criteria EAL 4+ or ICSA Labs</w:t>
             </w:r>
           </w:p>
         </w:tc>
@@ -1233,6 +1486,66 @@
           <w:tcPr>
             <w:tcW w:type="dxa" w:w="5100"/>
             <w:shd w:val="clear" w:color="auto" w:fill="FFFFFF"/>
+            <w:tcBorders>
+              <w:top w:val="single" w:sz="4" w:space="0" w:color="CCCCCC"/>
+              <w:left w:val="single" w:sz="4" w:space="0" w:color="CCCCCC"/>
+              <w:bottom w:val="single" w:sz="4" w:space="0" w:color="CCCCCC"/>
+              <w:right w:val="single" w:sz="4" w:space="0" w:color="CCCCCC"/>
+            </w:tcBorders>
+          </w:tcPr>
+          <w:p>
+            <w:pPr>
+              <w:spacing w:before="40" w:after="40"/>
+              <w:jc w:val="left"/>
+            </w:pPr>
+            <w:r/>
+            <w:r>
+              <w:rPr>
+                <w:color w:val="000000"/>
+                <w:sz w:val="18"/>
+              </w:rPr>
+              <w:t>Hardware certifications</w:t>
+            </w:r>
+          </w:p>
+        </w:tc>
+        <w:tc>
+          <w:tcPr>
+            <w:tcW w:type="dxa" w:w="5100"/>
+            <w:shd w:val="clear" w:color="auto" w:fill="FFFFFF"/>
+            <w:tcBorders>
+              <w:top w:val="single" w:sz="4" w:space="0" w:color="CCCCCC"/>
+              <w:left w:val="single" w:sz="4" w:space="0" w:color="CCCCCC"/>
+              <w:bottom w:val="single" w:sz="4" w:space="0" w:color="CCCCCC"/>
+              <w:right w:val="single" w:sz="4" w:space="0" w:color="CCCCCC"/>
+            </w:tcBorders>
+          </w:tcPr>
+          <w:p>
+            <w:pPr>
+              <w:spacing w:before="40" w:after="40"/>
+              <w:jc w:val="left"/>
+            </w:pPr>
+            <w:r/>
+            <w:r>
+              <w:rPr>
+                <w:color w:val="000000"/>
+                <w:sz w:val="18"/>
+              </w:rPr>
+              <w:t>ISO 9001:2015 and EN 62368, EN 55032, EN 55035 (or equivalent)</w:t>
+            </w:r>
+          </w:p>
+        </w:tc>
+      </w:tr>
+      <w:tr>
+        <w:tc>
+          <w:tcPr>
+            <w:tcW w:type="dxa" w:w="5100"/>
+            <w:shd w:val="clear" w:color="auto" w:fill="FFFFFF"/>
+            <w:tcBorders>
+              <w:top w:val="single" w:sz="4" w:space="0" w:color="CCCCCC"/>
+              <w:left w:val="single" w:sz="4" w:space="0" w:color="CCCCCC"/>
+              <w:bottom w:val="single" w:sz="4" w:space="0" w:color="CCCCCC"/>
+              <w:right w:val="single" w:sz="4" w:space="0" w:color="CCCCCC"/>
+            </w:tcBorders>
           </w:tcPr>
           <w:p>
             <w:pPr>
@@ -1253,6 +1566,12 @@
           <w:tcPr>
             <w:tcW w:type="dxa" w:w="5100"/>
             <w:shd w:val="clear" w:color="auto" w:fill="FFFFFF"/>
+            <w:tcBorders>
+              <w:top w:val="single" w:sz="4" w:space="0" w:color="CCCCCC"/>
+              <w:left w:val="single" w:sz="4" w:space="0" w:color="CCCCCC"/>
+              <w:bottom w:val="single" w:sz="4" w:space="0" w:color="CCCCCC"/>
+              <w:right w:val="single" w:sz="4" w:space="0" w:color="CCCCCC"/>
+            </w:tcBorders>
           </w:tcPr>
           <w:p>
             <w:pPr>
@@ -1265,7 +1584,7 @@
                 <w:color w:val="000000"/>
                 <w:sz w:val="18"/>
               </w:rPr>
-              <w:t>Accredited training centre; certified trainers (CVs submitted with bid)</w:t>
+              <w:t>Accredited training center with certified trainers (CVs to be provided)</w:t>
             </w:r>
           </w:p>
         </w:tc>
@@ -1275,6 +1594,12 @@
           <w:tcPr>
             <w:tcW w:type="dxa" w:w="5100"/>
             <w:shd w:val="clear" w:color="auto" w:fill="FFFFFF"/>
+            <w:tcBorders>
+              <w:top w:val="single" w:sz="4" w:space="0" w:color="CCCCCC"/>
+              <w:left w:val="single" w:sz="4" w:space="0" w:color="CCCCCC"/>
+              <w:bottom w:val="single" w:sz="4" w:space="0" w:color="CCCCCC"/>
+              <w:right w:val="single" w:sz="4" w:space="0" w:color="CCCCCC"/>
+            </w:tcBorders>
           </w:tcPr>
           <w:p>
             <w:pPr>
@@ -1287,7 +1612,7 @@
                 <w:color w:val="000000"/>
                 <w:sz w:val="18"/>
               </w:rPr>
-              <w:t>Financial guarantees</w:t>
+              <w:t>Support capability</w:t>
             </w:r>
           </w:p>
         </w:tc>
@@ -1295,6 +1620,12 @@
           <w:tcPr>
             <w:tcW w:type="dxa" w:w="5100"/>
             <w:shd w:val="clear" w:color="auto" w:fill="FFFFFF"/>
+            <w:tcBorders>
+              <w:top w:val="single" w:sz="4" w:space="0" w:color="CCCCCC"/>
+              <w:left w:val="single" w:sz="4" w:space="0" w:color="CCCCCC"/>
+              <w:bottom w:val="single" w:sz="4" w:space="0" w:color="CCCCCC"/>
+              <w:right w:val="single" w:sz="4" w:space="0" w:color="CCCCCC"/>
+            </w:tcBorders>
           </w:tcPr>
           <w:p>
             <w:pPr>
@@ -1307,7 +1638,61 @@
                 <w:color w:val="000000"/>
                 <w:sz w:val="18"/>
               </w:rPr>
-              <w:t>5,000 TND provisional deposit; 3% final guarantee; 5% retention; bid validity 120 days</w:t>
+              <w:t>2-year manufacturer support, 24/7, on all hardware and software</w:t>
+            </w:r>
+          </w:p>
+        </w:tc>
+      </w:tr>
+      <w:tr>
+        <w:tc>
+          <w:tcPr>
+            <w:tcW w:type="dxa" w:w="5100"/>
+            <w:shd w:val="clear" w:color="auto" w:fill="FFFFFF"/>
+            <w:tcBorders>
+              <w:top w:val="single" w:sz="4" w:space="0" w:color="CCCCCC"/>
+              <w:left w:val="single" w:sz="4" w:space="0" w:color="CCCCCC"/>
+              <w:bottom w:val="single" w:sz="4" w:space="0" w:color="CCCCCC"/>
+              <w:right w:val="single" w:sz="4" w:space="0" w:color="CCCCCC"/>
+            </w:tcBorders>
+          </w:tcPr>
+          <w:p>
+            <w:pPr>
+              <w:spacing w:before="40" w:after="40"/>
+              <w:jc w:val="left"/>
+            </w:pPr>
+            <w:r/>
+            <w:r>
+              <w:rPr>
+                <w:color w:val="000000"/>
+                <w:sz w:val="18"/>
+              </w:rPr>
+              <w:t>Documentation</w:t>
+            </w:r>
+          </w:p>
+        </w:tc>
+        <w:tc>
+          <w:tcPr>
+            <w:tcW w:type="dxa" w:w="5100"/>
+            <w:shd w:val="clear" w:color="auto" w:fill="FFFFFF"/>
+            <w:tcBorders>
+              <w:top w:val="single" w:sz="4" w:space="0" w:color="CCCCCC"/>
+              <w:left w:val="single" w:sz="4" w:space="0" w:color="CCCCCC"/>
+              <w:bottom w:val="single" w:sz="4" w:space="0" w:color="CCCCCC"/>
+              <w:right w:val="single" w:sz="4" w:space="0" w:color="CCCCCC"/>
+            </w:tcBorders>
+          </w:tcPr>
+          <w:p>
+            <w:pPr>
+              <w:spacing w:before="40" w:after="40"/>
+              <w:jc w:val="left"/>
+            </w:pPr>
+            <w:r/>
+            <w:r>
+              <w:rPr>
+                <w:color w:val="000000"/>
+                <w:sz w:val="18"/>
+              </w:rPr>
+              <w:t>Full technical documentation in French or English, free updates</w:t>
             </w:r>
           </w:p>
         </w:tc>
@@ -1316,7 +1701,10 @@
     <w:p/>
     <w:p>
       <w:pPr>
-        <w:spacing w:before="120" w:after="60"/>
+        <w:spacing w:before="160" w:after="80"/>
+        <w:pBdr>
+          <w:bottom w:val="single" w:sz="8" w:space="2" w:color="2E75B6"/>
+        </w:pBdr>
       </w:pPr>
       <w:r>
         <w:rPr>
@@ -1333,11 +1721,10 @@
       </w:pPr>
       <w:r>
         <w:rPr>
-          <w:b w:val="0"/>
           <w:color w:val="404040"/>
           <w:sz w:val="20"/>
         </w:rPr>
-        <w:t>What the CCTP asks for, item by item. This is a factual summary — no vendor, SKU, or product family is recommended.</w:t>
+        <w:t>Headline technical demands per item. Detailed specifications are in the CCTP source document.</w:t>
       </w:r>
     </w:p>
     <w:tbl>
@@ -1351,13 +1738,16 @@
         <w:gridCol w:w="5100"/>
       </w:tblGrid>
       <w:tr>
-        <w:trPr>
-          <w:tblHeader/>
-        </w:trPr>
         <w:tc>
           <w:tcPr>
             <w:tcW w:type="dxa" w:w="5100"/>
-            <w:shd w:val="clear" w:color="auto" w:fill="1F3864"/>
+            <w:shd w:val="clear" w:color="auto" w:fill="FFFFFF"/>
+            <w:tcBorders>
+              <w:top w:val="single" w:sz="6" w:space="0" w:color="2E75B6"/>
+              <w:left w:val="single" w:sz="6" w:space="0" w:color="2E75B6"/>
+              <w:bottom w:val="single" w:sz="6" w:space="0" w:color="2E75B6"/>
+              <w:right w:val="single" w:sz="6" w:space="0" w:color="2E75B6"/>
+            </w:tcBorders>
           </w:tcPr>
           <w:p>
             <w:pPr>
@@ -1368,7 +1758,7 @@
             <w:r>
               <w:rPr>
                 <w:b/>
-                <w:color w:val="1F3864"/>
+                <w:color w:val="000000"/>
                 <w:sz w:val="18"/>
               </w:rPr>
               <w:t>Item</w:t>
@@ -1378,7 +1768,13 @@
         <w:tc>
           <w:tcPr>
             <w:tcW w:type="dxa" w:w="5100"/>
-            <w:shd w:val="clear" w:color="auto" w:fill="1F3864"/>
+            <w:shd w:val="clear" w:color="auto" w:fill="FFFFFF"/>
+            <w:tcBorders>
+              <w:top w:val="single" w:sz="6" w:space="0" w:color="2E75B6"/>
+              <w:left w:val="single" w:sz="6" w:space="0" w:color="2E75B6"/>
+              <w:bottom w:val="single" w:sz="6" w:space="0" w:color="2E75B6"/>
+              <w:right w:val="single" w:sz="6" w:space="0" w:color="2E75B6"/>
+            </w:tcBorders>
           </w:tcPr>
           <w:p>
             <w:pPr>
@@ -1389,10 +1785,10 @@
             <w:r>
               <w:rPr>
                 <w:b/>
-                <w:color w:val="1F3864"/>
+                <w:color w:val="000000"/>
                 <w:sz w:val="18"/>
               </w:rPr>
-              <w:t>Key Technical Demands</w:t>
+              <w:t>Key Demands</w:t>
             </w:r>
           </w:p>
         </w:tc>
@@ -1402,6 +1798,12 @@
           <w:tcPr>
             <w:tcW w:type="dxa" w:w="5100"/>
             <w:shd w:val="clear" w:color="auto" w:fill="FFFFFF"/>
+            <w:tcBorders>
+              <w:top w:val="single" w:sz="4" w:space="0" w:color="CCCCCC"/>
+              <w:left w:val="single" w:sz="4" w:space="0" w:color="CCCCCC"/>
+              <w:bottom w:val="single" w:sz="4" w:space="0" w:color="CCCCCC"/>
+              <w:right w:val="single" w:sz="4" w:space="0" w:color="CCCCCC"/>
+            </w:tcBorders>
           </w:tcPr>
           <w:p>
             <w:pPr>
@@ -1422,6 +1824,12 @@
           <w:tcPr>
             <w:tcW w:type="dxa" w:w="5100"/>
             <w:shd w:val="clear" w:color="auto" w:fill="FFFFFF"/>
+            <w:tcBorders>
+              <w:top w:val="single" w:sz="4" w:space="0" w:color="CCCCCC"/>
+              <w:left w:val="single" w:sz="4" w:space="0" w:color="CCCCCC"/>
+              <w:bottom w:val="single" w:sz="4" w:space="0" w:color="CCCCCC"/>
+              <w:right w:val="single" w:sz="4" w:space="0" w:color="CCCCCC"/>
+            </w:tcBorders>
           </w:tcPr>
           <w:p>
             <w:pPr>
@@ -1434,7 +1842,7 @@
                 <w:color w:val="000000"/>
                 <w:sz w:val="18"/>
               </w:rPr>
-              <w:t>2U rack, latest generation; 2×16-core @ 2.4 GHz, 72 MB cache, 64-bit, VT, HT; 512 GB DDR5 RDIMM 6400 MT/s (extensible to 1 TB); 32 DIMM slots; 2×480 GB SSD PCIe OS; 8×2.5" chassis; hardware RAID 0/1/5/6/10, 8 GB non-volatile cache; 6× PCIe 4.0 slots; 4×1GbE + 4×10/25GbE; 2×hot-plug redundant PSU; IPMI; USB disable; intrusion detection; OS: Windows 2022 Hyper-V, VMware ESXi, Red Hat Virtualisation, Proxmox VE 8/9; ISO 9001:2015; 2-year 24/7 manufacturer support</w:t>
+              <w:t>2U latest generation, 2×16 cores @ 2.4 GHz, 512 GB DDR5, hardware RAID with non-volatile cache, 4×1GbE + 4×10/25GbE, redundant PSU</w:t>
             </w:r>
           </w:p>
         </w:tc>
@@ -1444,6 +1852,12 @@
           <w:tcPr>
             <w:tcW w:type="dxa" w:w="5100"/>
             <w:shd w:val="clear" w:color="auto" w:fill="FFFFFF"/>
+            <w:tcBorders>
+              <w:top w:val="single" w:sz="4" w:space="0" w:color="CCCCCC"/>
+              <w:left w:val="single" w:sz="4" w:space="0" w:color="CCCCCC"/>
+              <w:bottom w:val="single" w:sz="4" w:space="0" w:color="CCCCCC"/>
+              <w:right w:val="single" w:sz="4" w:space="0" w:color="CCCCCC"/>
+            </w:tcBorders>
           </w:tcPr>
           <w:p>
             <w:pPr>
@@ -1464,6 +1878,12 @@
           <w:tcPr>
             <w:tcW w:type="dxa" w:w="5100"/>
             <w:shd w:val="clear" w:color="auto" w:fill="FFFFFF"/>
+            <w:tcBorders>
+              <w:top w:val="single" w:sz="4" w:space="0" w:color="CCCCCC"/>
+              <w:left w:val="single" w:sz="4" w:space="0" w:color="CCCCCC"/>
+              <w:bottom w:val="single" w:sz="4" w:space="0" w:color="CCCCCC"/>
+              <w:right w:val="single" w:sz="4" w:space="0" w:color="CCCCCC"/>
+            </w:tcBorders>
           </w:tcPr>
           <w:p>
             <w:pPr>
@@ -1476,7 +1896,7 @@
                 <w:color w:val="000000"/>
                 <w:sz w:val="18"/>
               </w:rPr>
-              <w:t>Bare-metal hypervisor; 3-node HA cluster (automatic VM restart); per-host/processor licensing (unlimited VMs); live migration, snapshots, dynamic resource balancing; boot on SAN (iSCSI/NFS); deduplication-aware storage; mandatory live migration from VMware vSphere 8; centralised web admin console; 2-year editor support included</w:t>
+              <w:t>Bare-metal hypervisor, 3-node HA cluster, VMware vSphere 8 migration tools, boot on SAN, multi-OS support</w:t>
             </w:r>
           </w:p>
         </w:tc>
@@ -1486,6 +1906,12 @@
           <w:tcPr>
             <w:tcW w:type="dxa" w:w="5100"/>
             <w:shd w:val="clear" w:color="auto" w:fill="FFFFFF"/>
+            <w:tcBorders>
+              <w:top w:val="single" w:sz="4" w:space="0" w:color="CCCCCC"/>
+              <w:left w:val="single" w:sz="4" w:space="0" w:color="CCCCCC"/>
+              <w:bottom w:val="single" w:sz="4" w:space="0" w:color="CCCCCC"/>
+              <w:right w:val="single" w:sz="4" w:space="0" w:color="CCCCCC"/>
+            </w:tcBorders>
           </w:tcPr>
           <w:p>
             <w:pPr>
@@ -1506,6 +1932,12 @@
           <w:tcPr>
             <w:tcW w:type="dxa" w:w="5100"/>
             <w:shd w:val="clear" w:color="auto" w:fill="FFFFFF"/>
+            <w:tcBorders>
+              <w:top w:val="single" w:sz="4" w:space="0" w:color="CCCCCC"/>
+              <w:left w:val="single" w:sz="4" w:space="0" w:color="CCCCCC"/>
+              <w:bottom w:val="single" w:sz="4" w:space="0" w:color="CCCCCC"/>
+              <w:right w:val="single" w:sz="4" w:space="0" w:color="CCCCCC"/>
+            </w:tcBorders>
           </w:tcPr>
           <w:p>
             <w:pPr>
@@ -1518,7 +1950,7 @@
                 <w:color w:val="000000"/>
                 <w:sz w:val="18"/>
               </w:rPr>
-              <w:t>Same brand as Lot 1; max 2U; dual active/active controllers (2×10-core CPU); 128 GB cache; iSCSI, FC, CIFS, NFS, FTP, HTTP, SMB; 4×2 TB NVMe + 2×480 GB NVMe OS (RAID1); min 20 hot-swap disks; RAID 0/1/5/6/10 (active: RAID 5); thin provisioning, deduplication, compression, 1000+ snapshots, auto-tiering, sync/async replication; battery backup (autonomy: non-disclosed); SNMP v3; same MAF required</w:t>
+              <w:t>Same brand as servers, dual active/active controllers, 128 GB cache, unified block + file, all-NVMe SSD, sync + async replication, auto-tiering</w:t>
             </w:r>
           </w:p>
         </w:tc>
@@ -1528,6 +1960,12 @@
           <w:tcPr>
             <w:tcW w:type="dxa" w:w="5100"/>
             <w:shd w:val="clear" w:color="auto" w:fill="FFFFFF"/>
+            <w:tcBorders>
+              <w:top w:val="single" w:sz="4" w:space="0" w:color="CCCCCC"/>
+              <w:left w:val="single" w:sz="4" w:space="0" w:color="CCCCCC"/>
+              <w:bottom w:val="single" w:sz="4" w:space="0" w:color="CCCCCC"/>
+              <w:right w:val="single" w:sz="4" w:space="0" w:color="CCCCCC"/>
+            </w:tcBorders>
           </w:tcPr>
           <w:p>
             <w:pPr>
@@ -1548,6 +1986,12 @@
           <w:tcPr>
             <w:tcW w:type="dxa" w:w="5100"/>
             <w:shd w:val="clear" w:color="auto" w:fill="FFFFFF"/>
+            <w:tcBorders>
+              <w:top w:val="single" w:sz="4" w:space="0" w:color="CCCCCC"/>
+              <w:left w:val="single" w:sz="4" w:space="0" w:color="CCCCCC"/>
+              <w:bottom w:val="single" w:sz="4" w:space="0" w:color="CCCCCC"/>
+              <w:right w:val="single" w:sz="4" w:space="0" w:color="CCCCCC"/>
+            </w:tcBorders>
           </w:tcPr>
           <w:p>
             <w:pPr>
@@ -1560,7 +2004,7 @@
                 <w:color w:val="000000"/>
                 <w:sz w:val="18"/>
               </w:rPr>
-              <w:t>Same brand as Lot 1; 2U rack; 1×16-core @ 2.4 GHz; 128 GB DDR5; 4×8 TB HDD (8×2.5" chassis); 4×1GbE + 4×10/25GbE SFP+; OS: Windows 2019/2022/2025, VMware vSphere 7/8, Red Hat, Ubuntu; 2-year manufacturer support</w:t>
+              <w:t>Same brand as virtualization servers, single-CPU 16 cores, 128 GB DDR5, 4×8 TB HDD</w:t>
             </w:r>
           </w:p>
         </w:tc>
@@ -1570,6 +2014,12 @@
           <w:tcPr>
             <w:tcW w:type="dxa" w:w="5100"/>
             <w:shd w:val="clear" w:color="auto" w:fill="FFFFFF"/>
+            <w:tcBorders>
+              <w:top w:val="single" w:sz="4" w:space="0" w:color="CCCCCC"/>
+              <w:left w:val="single" w:sz="4" w:space="0" w:color="CCCCCC"/>
+              <w:bottom w:val="single" w:sz="4" w:space="0" w:color="CCCCCC"/>
+              <w:right w:val="single" w:sz="4" w:space="0" w:color="CCCCCC"/>
+            </w:tcBorders>
           </w:tcPr>
           <w:p>
             <w:pPr>
@@ -1590,6 +2040,12 @@
           <w:tcPr>
             <w:tcW w:type="dxa" w:w="5100"/>
             <w:shd w:val="clear" w:color="auto" w:fill="FFFFFF"/>
+            <w:tcBorders>
+              <w:top w:val="single" w:sz="4" w:space="0" w:color="CCCCCC"/>
+              <w:left w:val="single" w:sz="4" w:space="0" w:color="CCCCCC"/>
+              <w:bottom w:val="single" w:sz="4" w:space="0" w:color="CCCCCC"/>
+              <w:right w:val="single" w:sz="4" w:space="0" w:color="CCCCCC"/>
+            </w:tcBorders>
           </w:tcPr>
           <w:p>
             <w:pPr>
@@ -1602,7 +2058,7 @@
                 <w:color w:val="000000"/>
                 <w:sz w:val="18"/>
               </w:rPr>
-              <w:t>Subscription for 15 VMs (2 years), agentless mandatory; image-based, SAN/LAN, hot VM backup; local + WAN deduplication; end-to-end encryption; full VM, per-VM file, individual object, app-aware restore (Oracle, MS SQL); self-service restore portal; image replication with auto-failover; real-time dashboard; native tape/LTO support; 2-year support</w:t>
+              <w:t>Subscription license 15 VMs (2 years), agentless, image-based, encrypted, app-aware restore, replication, tape support</w:t>
             </w:r>
           </w:p>
         </w:tc>
@@ -1612,6 +2068,12 @@
           <w:tcPr>
             <w:tcW w:type="dxa" w:w="5100"/>
             <w:shd w:val="clear" w:color="auto" w:fill="FFFFFF"/>
+            <w:tcBorders>
+              <w:top w:val="single" w:sz="4" w:space="0" w:color="CCCCCC"/>
+              <w:left w:val="single" w:sz="4" w:space="0" w:color="CCCCCC"/>
+              <w:bottom w:val="single" w:sz="4" w:space="0" w:color="CCCCCC"/>
+              <w:right w:val="single" w:sz="4" w:space="0" w:color="CCCCCC"/>
+            </w:tcBorders>
           </w:tcPr>
           <w:p>
             <w:pPr>
@@ -1632,6 +2094,12 @@
           <w:tcPr>
             <w:tcW w:type="dxa" w:w="5100"/>
             <w:shd w:val="clear" w:color="auto" w:fill="FFFFFF"/>
+            <w:tcBorders>
+              <w:top w:val="single" w:sz="4" w:space="0" w:color="CCCCCC"/>
+              <w:left w:val="single" w:sz="4" w:space="0" w:color="CCCCCC"/>
+              <w:bottom w:val="single" w:sz="4" w:space="0" w:color="CCCCCC"/>
+              <w:right w:val="single" w:sz="4" w:space="0" w:color="CCCCCC"/>
+            </w:tcBorders>
           </w:tcPr>
           <w:p>
             <w:pPr>
@@ -1644,7 +2112,7 @@
                 <w:color w:val="000000"/>
                 <w:sz w:val="18"/>
               </w:rPr>
-              <w:t>L3 Top-of-Rack, 19" rack-mount; 600 Gbps switching capacity; 650 Mpps IPv4 throughput; 4 GB RAM; 4000 VLANs; 64,000 MAC addresses; 16×1GbE PoE + 4×10GbE SFP+ (optical modules included); VLAN static/dynamic, LACP, LLDP; 8 queues/port, DSCP/CoS; 802.1X, MAB, DHCP snooping, ARP inspection, anti-spoofing; SSHv2, SNMP v2/v3, syslog, port mirroring; IEEE 802.1x/w/s/D/p/Q, 802.3x/ad/z; 2-year warranty + licences</w:t>
+              <w:t>L3 Top-of-Rack, 600 Gbps switching, 4000 VLANs, 16×1GbE PoE + 4×10GbE SFP+, full L2/L3 + security features</w:t>
             </w:r>
           </w:p>
         </w:tc>
@@ -1654,6 +2122,12 @@
           <w:tcPr>
             <w:tcW w:type="dxa" w:w="5100"/>
             <w:shd w:val="clear" w:color="auto" w:fill="FFFFFF"/>
+            <w:tcBorders>
+              <w:top w:val="single" w:sz="4" w:space="0" w:color="CCCCCC"/>
+              <w:left w:val="single" w:sz="4" w:space="0" w:color="CCCCCC"/>
+              <w:bottom w:val="single" w:sz="4" w:space="0" w:color="CCCCCC"/>
+              <w:right w:val="single" w:sz="4" w:space="0" w:color="CCCCCC"/>
+            </w:tcBorders>
           </w:tcPr>
           <w:p>
             <w:pPr>
@@ -1674,6 +2148,12 @@
           <w:tcPr>
             <w:tcW w:type="dxa" w:w="5100"/>
             <w:shd w:val="clear" w:color="auto" w:fill="FFFFFF"/>
+            <w:tcBorders>
+              <w:top w:val="single" w:sz="4" w:space="0" w:color="CCCCCC"/>
+              <w:left w:val="single" w:sz="4" w:space="0" w:color="CCCCCC"/>
+              <w:bottom w:val="single" w:sz="4" w:space="0" w:color="CCCCCC"/>
+              <w:right w:val="single" w:sz="4" w:space="0" w:color="CCCCCC"/>
+            </w:tcBorders>
           </w:tcPr>
           <w:p>
             <w:pPr>
@@ -1686,7 +2166,7 @@
                 <w:color w:val="000000"/>
                 <w:sz w:val="18"/>
               </w:rPr>
-              <w:t>Listed in latest Gartner Magic Quadrant for Network Firewalls; 5 Gbps firewall throughput; 4 Gbps IPSec VPN; 1 Gbps threat prevention; 1.2 Gbps SSL inspection; 700,000 TCP concurrent sessions; 80,000 new sessions/s; 5×GE RJ45 + console + USB; App-ID, IPS, AV, sandboxing, web/DNS filtering; IPSec (200 site-to-site) + SSL (200 client-to-site); AES-128/256; LDAP/LDAPS, RADIUS, PKI; zone-based rules by IP, service, user, schedule; active/active + active/passive HA with state sync; graphical monitoring, SIEM integration; ISO 9001:2015, EAL4+ or ICSA Labs; 2-year licences</w:t>
+              <w:t>5 Gbps firewall throughput, 4 Gbps IPSec VPN, NGFW (IPS, AV, sandboxing, web/DNS filtering), HA Active-Active and Active-Passive</w:t>
             </w:r>
           </w:p>
         </w:tc>
@@ -1696,6 +2176,12 @@
           <w:tcPr>
             <w:tcW w:type="dxa" w:w="5100"/>
             <w:shd w:val="clear" w:color="auto" w:fill="FFFFFF"/>
+            <w:tcBorders>
+              <w:top w:val="single" w:sz="4" w:space="0" w:color="CCCCCC"/>
+              <w:left w:val="single" w:sz="4" w:space="0" w:color="CCCCCC"/>
+              <w:bottom w:val="single" w:sz="4" w:space="0" w:color="CCCCCC"/>
+              <w:right w:val="single" w:sz="4" w:space="0" w:color="CCCCCC"/>
+            </w:tcBorders>
           </w:tcPr>
           <w:p>
             <w:pPr>
@@ -1716,6 +2202,12 @@
           <w:tcPr>
             <w:tcW w:type="dxa" w:w="5100"/>
             <w:shd w:val="clear" w:color="auto" w:fill="FFFFFF"/>
+            <w:tcBorders>
+              <w:top w:val="single" w:sz="4" w:space="0" w:color="CCCCCC"/>
+              <w:left w:val="single" w:sz="4" w:space="0" w:color="CCCCCC"/>
+              <w:bottom w:val="single" w:sz="4" w:space="0" w:color="CCCCCC"/>
+              <w:right w:val="single" w:sz="4" w:space="0" w:color="CCCCCC"/>
+            </w:tcBorders>
           </w:tcPr>
           <w:p>
             <w:pPr>
@@ -1728,7 +2220,7 @@
                 <w:color w:val="000000"/>
                 <w:sz w:val="18"/>
               </w:rPr>
-              <w:t>42U, 19"; reinforced steel; static load ≥1000 kg, dynamic ≥600 kg; 4 adjustable rails with visible U numbering; perforated steel doors with locks; removable lockable panels; front-to-back cooling, 4 integrated fans, hot/cold aisle compatible; 2× intelligent vertical PDU, A/B redundancy; rated up to 45°C; 2-year warranty</w:t>
+              <w:t>42U, static load ≥1000 kg, front-to-back airflow, 2 intelligent PDUs (redundancy A/B)</w:t>
             </w:r>
           </w:p>
         </w:tc>
@@ -1737,7 +2229,10 @@
     <w:p/>
     <w:p>
       <w:pPr>
-        <w:spacing w:before="120" w:after="60"/>
+        <w:spacing w:before="160" w:after="80"/>
+        <w:pBdr>
+          <w:bottom w:val="single" w:sz="8" w:space="2" w:color="2E75B6"/>
+        </w:pBdr>
       </w:pPr>
       <w:r>
         <w:rPr>
@@ -1754,11 +2249,10 @@
       </w:pPr>
       <w:r>
         <w:rPr>
-          <w:b w:val="0"/>
           <w:color w:val="404040"/>
           <w:sz w:val="20"/>
         </w:rPr>
-        <w:t>Principal technical execution risks extracted from the CCTP. Contractual and financial risks (penalties, payment terms, guarantees) are excluded as they belong to the CCAP.</w:t>
+        <w:t>Principal technical execution risks identified from the CCTP content.</w:t>
       </w:r>
     </w:p>
     <w:tbl>
@@ -1768,18 +2262,20 @@
         <w:tblLook w:firstColumn="1" w:firstRow="1" w:lastColumn="0" w:lastRow="0" w:noHBand="0" w:noVBand="1" w:val="04A0"/>
       </w:tblPr>
       <w:tblGrid>
-        <w:gridCol w:w="3400"/>
-        <w:gridCol w:w="3400"/>
-        <w:gridCol w:w="3400"/>
+        <w:gridCol w:w="5100"/>
+        <w:gridCol w:w="5100"/>
       </w:tblGrid>
       <w:tr>
-        <w:trPr>
-          <w:tblHeader/>
-        </w:trPr>
         <w:tc>
           <w:tcPr>
-            <w:tcW w:type="dxa" w:w="3400"/>
-            <w:shd w:val="clear" w:color="auto" w:fill="1F3864"/>
+            <w:tcW w:type="dxa" w:w="5100"/>
+            <w:shd w:val="clear" w:color="auto" w:fill="FFFFFF"/>
+            <w:tcBorders>
+              <w:top w:val="single" w:sz="6" w:space="0" w:color="2E75B6"/>
+              <w:left w:val="single" w:sz="6" w:space="0" w:color="2E75B6"/>
+              <w:bottom w:val="single" w:sz="6" w:space="0" w:color="2E75B6"/>
+              <w:right w:val="single" w:sz="6" w:space="0" w:color="2E75B6"/>
+            </w:tcBorders>
           </w:tcPr>
           <w:p>
             <w:pPr>
@@ -1790,7 +2286,7 @@
             <w:r>
               <w:rPr>
                 <w:b/>
-                <w:color w:val="1F3864"/>
+                <w:color w:val="000000"/>
                 <w:sz w:val="18"/>
               </w:rPr>
               <w:t>Risk</w:t>
@@ -1799,8 +2295,14 @@
         </w:tc>
         <w:tc>
           <w:tcPr>
-            <w:tcW w:type="dxa" w:w="3400"/>
-            <w:shd w:val="clear" w:color="auto" w:fill="1F3864"/>
+            <w:tcW w:type="dxa" w:w="5100"/>
+            <w:shd w:val="clear" w:color="auto" w:fill="FFFFFF"/>
+            <w:tcBorders>
+              <w:top w:val="single" w:sz="6" w:space="0" w:color="2E75B6"/>
+              <w:left w:val="single" w:sz="6" w:space="0" w:color="2E75B6"/>
+              <w:bottom w:val="single" w:sz="6" w:space="0" w:color="2E75B6"/>
+              <w:right w:val="single" w:sz="6" w:space="0" w:color="2E75B6"/>
+            </w:tcBorders>
           </w:tcPr>
           <w:p>
             <w:pPr>
@@ -1811,28 +2313,7 @@
             <w:r>
               <w:rPr>
                 <w:b/>
-                <w:color w:val="1F3864"/>
-                <w:sz w:val="18"/>
-              </w:rPr>
-              <w:t>CCTP Source</w:t>
-            </w:r>
-          </w:p>
-        </w:tc>
-        <w:tc>
-          <w:tcPr>
-            <w:tcW w:type="dxa" w:w="3400"/>
-            <w:shd w:val="clear" w:color="auto" w:fill="1F3864"/>
-          </w:tcPr>
-          <w:p>
-            <w:pPr>
-              <w:spacing w:before="40" w:after="40"/>
-              <w:jc w:val="left"/>
-            </w:pPr>
-            <w:r/>
-            <w:r>
-              <w:rPr>
-                <w:b/>
-                <w:color w:val="1F3864"/>
+                <w:color w:val="000000"/>
                 <w:sz w:val="18"/>
               </w:rPr>
               <w:t>Severity</w:t>
@@ -1843,8 +2324,14 @@
       <w:tr>
         <w:tc>
           <w:tcPr>
-            <w:tcW w:type="dxa" w:w="3400"/>
+            <w:tcW w:type="dxa" w:w="5100"/>
             <w:shd w:val="clear" w:color="auto" w:fill="FFFFFF"/>
+            <w:tcBorders>
+              <w:top w:val="single" w:sz="4" w:space="0" w:color="CCCCCC"/>
+              <w:left w:val="single" w:sz="4" w:space="0" w:color="CCCCCC"/>
+              <w:bottom w:val="single" w:sz="4" w:space="0" w:color="CCCCCC"/>
+              <w:right w:val="single" w:sz="4" w:space="0" w:color="CCCCCC"/>
+            </w:tcBorders>
           </w:tcPr>
           <w:p>
             <w:pPr>
@@ -1856,33 +2343,20 @@
                 <w:color w:val="000000"/>
                 <w:sz w:val="18"/>
               </w:rPr>
-              <w:t>120-day execution window vs current OEM lead times on latest-generation servers</w:t>
+              <w:t>Live VM migration from VMware vSphere 8 to new hypervisor without production impact</w:t>
             </w:r>
           </w:p>
         </w:tc>
         <w:tc>
           <w:tcPr>
-            <w:tcW w:type="dxa" w:w="3400"/>
+            <w:tcW w:type="dxa" w:w="5100"/>
             <w:shd w:val="clear" w:color="auto" w:fill="FFFFFF"/>
-          </w:tcPr>
-          <w:p>
-            <w:pPr>
-              <w:spacing w:before="40" w:after="40"/>
-            </w:pPr>
-            <w:r/>
-            <w:r>
-              <w:rPr>
-                <w:color w:val="000000"/>
-                <w:sz w:val="18"/>
-              </w:rPr>
-              <w:t>CCTP §1.2 / CCAP Art. 22</w:t>
-            </w:r>
-          </w:p>
-        </w:tc>
-        <w:tc>
-          <w:tcPr>
-            <w:tcW w:type="dxa" w:w="3400"/>
-            <w:shd w:val="clear" w:color="auto" w:fill="FFFFFF"/>
+            <w:tcBorders>
+              <w:top w:val="single" w:sz="4" w:space="0" w:color="CCCCCC"/>
+              <w:left w:val="single" w:sz="4" w:space="0" w:color="CCCCCC"/>
+              <w:bottom w:val="single" w:sz="4" w:space="0" w:color="CCCCCC"/>
+              <w:right w:val="single" w:sz="4" w:space="0" w:color="CCCCCC"/>
+            </w:tcBorders>
           </w:tcPr>
           <w:p>
             <w:pPr>
@@ -1903,8 +2377,14 @@
       <w:tr>
         <w:tc>
           <w:tcPr>
-            <w:tcW w:type="dxa" w:w="3400"/>
+            <w:tcW w:type="dxa" w:w="5100"/>
             <w:shd w:val="clear" w:color="auto" w:fill="FFFFFF"/>
+            <w:tcBorders>
+              <w:top w:val="single" w:sz="4" w:space="0" w:color="CCCCCC"/>
+              <w:left w:val="single" w:sz="4" w:space="0" w:color="CCCCCC"/>
+              <w:bottom w:val="single" w:sz="4" w:space="0" w:color="CCCCCC"/>
+              <w:right w:val="single" w:sz="4" w:space="0" w:color="CCCCCC"/>
+            </w:tcBorders>
           </w:tcPr>
           <w:p>
             <w:pPr>
@@ -1916,93 +2396,20 @@
                 <w:color w:val="000000"/>
                 <w:sz w:val="18"/>
               </w:rPr>
-              <w:t>Live VM migration from VMware vSphere 8 to new hypervisor without production impact</w:t>
+              <w:t>Same-brand constraint on servers, storage, and backup server limits sourcing flexibility</w:t>
             </w:r>
           </w:p>
         </w:tc>
         <w:tc>
           <w:tcPr>
-            <w:tcW w:type="dxa" w:w="3400"/>
+            <w:tcW w:type="dxa" w:w="5100"/>
             <w:shd w:val="clear" w:color="auto" w:fill="FFFFFF"/>
-          </w:tcPr>
-          <w:p>
-            <w:pPr>
-              <w:spacing w:before="40" w:after="40"/>
-            </w:pPr>
-            <w:r/>
-            <w:r>
-              <w:rPr>
-                <w:color w:val="000000"/>
-                <w:sz w:val="18"/>
-              </w:rPr>
-              <w:t>CCTP §1.2, Lot 2</w:t>
-            </w:r>
-          </w:p>
-        </w:tc>
-        <w:tc>
-          <w:tcPr>
-            <w:tcW w:type="dxa" w:w="3400"/>
-            <w:shd w:val="clear" w:color="auto" w:fill="FFFFFF"/>
-          </w:tcPr>
-          <w:p>
-            <w:pPr>
-              <w:spacing w:before="40" w:after="40"/>
-            </w:pPr>
-            <w:r/>
-            <w:r>
-              <w:rPr>
-                <w:b/>
-                <w:color w:val="C00000"/>
-                <w:sz w:val="18"/>
-              </w:rPr>
-              <w:t>High</w:t>
-            </w:r>
-          </w:p>
-        </w:tc>
-      </w:tr>
-      <w:tr>
-        <w:tc>
-          <w:tcPr>
-            <w:tcW w:type="dxa" w:w="3400"/>
-            <w:shd w:val="clear" w:color="auto" w:fill="FFFFFF"/>
-          </w:tcPr>
-          <w:p>
-            <w:pPr>
-              <w:spacing w:before="40" w:after="40"/>
-            </w:pPr>
-            <w:r/>
-            <w:r>
-              <w:rPr>
-                <w:color w:val="000000"/>
-                <w:sz w:val="18"/>
-              </w:rPr>
-              <w:t>Same-brand constraint on servers + storage + backup server limits OEM options</w:t>
-            </w:r>
-          </w:p>
-        </w:tc>
-        <w:tc>
-          <w:tcPr>
-            <w:tcW w:type="dxa" w:w="3400"/>
-            <w:shd w:val="clear" w:color="auto" w:fill="FFFFFF"/>
-          </w:tcPr>
-          <w:p>
-            <w:pPr>
-              <w:spacing w:before="40" w:after="40"/>
-            </w:pPr>
-            <w:r/>
-            <w:r>
-              <w:rPr>
-                <w:color w:val="000000"/>
-                <w:sz w:val="18"/>
-              </w:rPr>
-              <w:t>CCTP Lots 1, 3, 4</w:t>
-            </w:r>
-          </w:p>
-        </w:tc>
-        <w:tc>
-          <w:tcPr>
-            <w:tcW w:type="dxa" w:w="3400"/>
-            <w:shd w:val="clear" w:color="auto" w:fill="FFFFFF"/>
+            <w:tcBorders>
+              <w:top w:val="single" w:sz="4" w:space="0" w:color="CCCCCC"/>
+              <w:left w:val="single" w:sz="4" w:space="0" w:color="CCCCCC"/>
+              <w:bottom w:val="single" w:sz="4" w:space="0" w:color="CCCCCC"/>
+              <w:right w:val="single" w:sz="4" w:space="0" w:color="CCCCCC"/>
+            </w:tcBorders>
           </w:tcPr>
           <w:p>
             <w:pPr>
@@ -2023,8 +2430,14 @@
       <w:tr>
         <w:tc>
           <w:tcPr>
-            <w:tcW w:type="dxa" w:w="3400"/>
+            <w:tcW w:type="dxa" w:w="5100"/>
             <w:shd w:val="clear" w:color="auto" w:fill="FFFFFF"/>
+            <w:tcBorders>
+              <w:top w:val="single" w:sz="4" w:space="0" w:color="CCCCCC"/>
+              <w:left w:val="single" w:sz="4" w:space="0" w:color="CCCCCC"/>
+              <w:bottom w:val="single" w:sz="4" w:space="0" w:color="CCCCCC"/>
+              <w:right w:val="single" w:sz="4" w:space="0" w:color="CCCCCC"/>
+            </w:tcBorders>
           </w:tcPr>
           <w:p>
             <w:pPr>
@@ -2036,33 +2449,20 @@
                 <w:color w:val="000000"/>
                 <w:sz w:val="18"/>
               </w:rPr>
-              <w:t>Backup licence sized for 15 VMs only — actual production VM count likely higher</w:t>
+              <w:t>Backup licence sized at 15 VMs only — actual production VM count not disclosed</w:t>
             </w:r>
           </w:p>
         </w:tc>
         <w:tc>
           <w:tcPr>
-            <w:tcW w:type="dxa" w:w="3400"/>
+            <w:tcW w:type="dxa" w:w="5100"/>
             <w:shd w:val="clear" w:color="auto" w:fill="FFFFFF"/>
-          </w:tcPr>
-          <w:p>
-            <w:pPr>
-              <w:spacing w:before="40" w:after="40"/>
-            </w:pPr>
-            <w:r/>
-            <w:r>
-              <w:rPr>
-                <w:color w:val="000000"/>
-                <w:sz w:val="18"/>
-              </w:rPr>
-              <w:t>CCTP Lot 5</w:t>
-            </w:r>
-          </w:p>
-        </w:tc>
-        <w:tc>
-          <w:tcPr>
-            <w:tcW w:type="dxa" w:w="3400"/>
-            <w:shd w:val="clear" w:color="auto" w:fill="FFFFFF"/>
+            <w:tcBorders>
+              <w:top w:val="single" w:sz="4" w:space="0" w:color="CCCCCC"/>
+              <w:left w:val="single" w:sz="4" w:space="0" w:color="CCCCCC"/>
+              <w:bottom w:val="single" w:sz="4" w:space="0" w:color="CCCCCC"/>
+              <w:right w:val="single" w:sz="4" w:space="0" w:color="CCCCCC"/>
+            </w:tcBorders>
           </w:tcPr>
           <w:p>
             <w:pPr>
@@ -2083,8 +2483,14 @@
       <w:tr>
         <w:tc>
           <w:tcPr>
-            <w:tcW w:type="dxa" w:w="3400"/>
+            <w:tcW w:type="dxa" w:w="5100"/>
             <w:shd w:val="clear" w:color="auto" w:fill="FFFFFF"/>
+            <w:tcBorders>
+              <w:top w:val="single" w:sz="4" w:space="0" w:color="CCCCCC"/>
+              <w:left w:val="single" w:sz="4" w:space="0" w:color="CCCCCC"/>
+              <w:bottom w:val="single" w:sz="4" w:space="0" w:color="CCCCCC"/>
+              <w:right w:val="single" w:sz="4" w:space="0" w:color="CCCCCC"/>
+            </w:tcBorders>
           </w:tcPr>
           <w:p>
             <w:pPr>
@@ -2096,33 +2502,20 @@
                 <w:color w:val="000000"/>
                 <w:sz w:val="18"/>
               </w:rPr>
-              <w:t>RAID 5 configured as the active RAID level on a enterprise storage array</w:t>
+              <w:t>RAID 5 set as the active level on enterprise all-NVMe storage</w:t>
             </w:r>
           </w:p>
         </w:tc>
         <w:tc>
           <w:tcPr>
-            <w:tcW w:type="dxa" w:w="3400"/>
+            <w:tcW w:type="dxa" w:w="5100"/>
             <w:shd w:val="clear" w:color="auto" w:fill="FFFFFF"/>
-          </w:tcPr>
-          <w:p>
-            <w:pPr>
-              <w:spacing w:before="40" w:after="40"/>
-            </w:pPr>
-            <w:r/>
-            <w:r>
-              <w:rPr>
-                <w:color w:val="000000"/>
-                <w:sz w:val="18"/>
-              </w:rPr>
-              <w:t>CCTP Lot 3 (storage array specs)</w:t>
-            </w:r>
-          </w:p>
-        </w:tc>
-        <w:tc>
-          <w:tcPr>
-            <w:tcW w:type="dxa" w:w="3400"/>
-            <w:shd w:val="clear" w:color="auto" w:fill="FFFFFF"/>
+            <w:tcBorders>
+              <w:top w:val="single" w:sz="4" w:space="0" w:color="CCCCCC"/>
+              <w:left w:val="single" w:sz="4" w:space="0" w:color="CCCCCC"/>
+              <w:bottom w:val="single" w:sz="4" w:space="0" w:color="CCCCCC"/>
+              <w:right w:val="single" w:sz="4" w:space="0" w:color="CCCCCC"/>
+            </w:tcBorders>
           </w:tcPr>
           <w:p>
             <w:pPr>
@@ -2143,8 +2536,14 @@
       <w:tr>
         <w:tc>
           <w:tcPr>
-            <w:tcW w:type="dxa" w:w="3400"/>
+            <w:tcW w:type="dxa" w:w="5100"/>
             <w:shd w:val="clear" w:color="auto" w:fill="FFFFFF"/>
+            <w:tcBorders>
+              <w:top w:val="single" w:sz="4" w:space="0" w:color="CCCCCC"/>
+              <w:left w:val="single" w:sz="4" w:space="0" w:color="CCCCCC"/>
+              <w:bottom w:val="single" w:sz="4" w:space="0" w:color="CCCCCC"/>
+              <w:right w:val="single" w:sz="4" w:space="0" w:color="CCCCCC"/>
+            </w:tcBorders>
           </w:tcPr>
           <w:p>
             <w:pPr>
@@ -2156,33 +2555,20 @@
                 <w:color w:val="000000"/>
                 <w:sz w:val="18"/>
               </w:rPr>
-              <w:t>Battery autonomy on storage array not quantified — risk of data loss on extended power failure</w:t>
+              <w:t>Battery autonomy on storage array not quantified</w:t>
             </w:r>
           </w:p>
         </w:tc>
         <w:tc>
           <w:tcPr>
-            <w:tcW w:type="dxa" w:w="3400"/>
+            <w:tcW w:type="dxa" w:w="5100"/>
             <w:shd w:val="clear" w:color="auto" w:fill="FFFFFF"/>
-          </w:tcPr>
-          <w:p>
-            <w:pPr>
-              <w:spacing w:before="40" w:after="40"/>
-            </w:pPr>
-            <w:r/>
-            <w:r>
-              <w:rPr>
-                <w:color w:val="000000"/>
-                <w:sz w:val="18"/>
-              </w:rPr>
-              <w:t>CCTP Lot 3</w:t>
-            </w:r>
-          </w:p>
-        </w:tc>
-        <w:tc>
-          <w:tcPr>
-            <w:tcW w:type="dxa" w:w="3400"/>
-            <w:shd w:val="clear" w:color="auto" w:fill="FFFFFF"/>
+            <w:tcBorders>
+              <w:top w:val="single" w:sz="4" w:space="0" w:color="CCCCCC"/>
+              <w:left w:val="single" w:sz="4" w:space="0" w:color="CCCCCC"/>
+              <w:bottom w:val="single" w:sz="4" w:space="0" w:color="CCCCCC"/>
+              <w:right w:val="single" w:sz="4" w:space="0" w:color="CCCCCC"/>
+            </w:tcBorders>
           </w:tcPr>
           <w:p>
             <w:pPr>
@@ -2203,8 +2589,14 @@
       <w:tr>
         <w:tc>
           <w:tcPr>
-            <w:tcW w:type="dxa" w:w="3400"/>
+            <w:tcW w:type="dxa" w:w="5100"/>
             <w:shd w:val="clear" w:color="auto" w:fill="FFFFFF"/>
+            <w:tcBorders>
+              <w:top w:val="single" w:sz="4" w:space="0" w:color="CCCCCC"/>
+              <w:left w:val="single" w:sz="4" w:space="0" w:color="CCCCCC"/>
+              <w:bottom w:val="single" w:sz="4" w:space="0" w:color="CCCCCC"/>
+              <w:right w:val="single" w:sz="4" w:space="0" w:color="CCCCCC"/>
+            </w:tcBorders>
           </w:tcPr>
           <w:p>
             <w:pPr>
@@ -2216,33 +2608,20 @@
                 <w:color w:val="000000"/>
                 <w:sz w:val="18"/>
               </w:rPr>
-              <w:t>RPO/RTO targets not defined by the buyer — leaves soumissionnaire exposed on performance commitments</w:t>
+              <w:t>RPO/RTO targets not defined by the buyer</w:t>
             </w:r>
           </w:p>
         </w:tc>
         <w:tc>
           <w:tcPr>
-            <w:tcW w:type="dxa" w:w="3400"/>
+            <w:tcW w:type="dxa" w:w="5100"/>
             <w:shd w:val="clear" w:color="auto" w:fill="FFFFFF"/>
-          </w:tcPr>
-          <w:p>
-            <w:pPr>
-              <w:spacing w:before="40" w:after="40"/>
-            </w:pPr>
-            <w:r/>
-            <w:r>
-              <w:rPr>
-                <w:color w:val="000000"/>
-                <w:sz w:val="18"/>
-              </w:rPr>
-              <w:t>CCTP Lot 2 (virtualisation)</w:t>
-            </w:r>
-          </w:p>
-        </w:tc>
-        <w:tc>
-          <w:tcPr>
-            <w:tcW w:type="dxa" w:w="3400"/>
-            <w:shd w:val="clear" w:color="auto" w:fill="FFFFFF"/>
+            <w:tcBorders>
+              <w:top w:val="single" w:sz="4" w:space="0" w:color="CCCCCC"/>
+              <w:left w:val="single" w:sz="4" w:space="0" w:color="CCCCCC"/>
+              <w:bottom w:val="single" w:sz="4" w:space="0" w:color="CCCCCC"/>
+              <w:right w:val="single" w:sz="4" w:space="0" w:color="CCCCCC"/>
+            </w:tcBorders>
           </w:tcPr>
           <w:p>
             <w:pPr>
@@ -2263,8 +2642,14 @@
       <w:tr>
         <w:tc>
           <w:tcPr>
-            <w:tcW w:type="dxa" w:w="3400"/>
+            <w:tcW w:type="dxa" w:w="5100"/>
             <w:shd w:val="clear" w:color="auto" w:fill="FFFFFF"/>
+            <w:tcBorders>
+              <w:top w:val="single" w:sz="4" w:space="0" w:color="CCCCCC"/>
+              <w:left w:val="single" w:sz="4" w:space="0" w:color="CCCCCC"/>
+              <w:bottom w:val="single" w:sz="4" w:space="0" w:color="CCCCCC"/>
+              <w:right w:val="single" w:sz="4" w:space="0" w:color="CCCCCC"/>
+            </w:tcBorders>
           </w:tcPr>
           <w:p>
             <w:pPr>
@@ -2276,33 +2661,20 @@
                 <w:color w:val="000000"/>
                 <w:sz w:val="18"/>
               </w:rPr>
-              <w:t>Boot-on-SAN dependency — FC direct-attach limits scalability beyond 2 hosts</w:t>
+              <w:t>Boot-on-SAN dependency adds configuration complexity</w:t>
             </w:r>
           </w:p>
         </w:tc>
         <w:tc>
           <w:tcPr>
-            <w:tcW w:type="dxa" w:w="3400"/>
+            <w:tcW w:type="dxa" w:w="5100"/>
             <w:shd w:val="clear" w:color="auto" w:fill="FFFFFF"/>
-          </w:tcPr>
-          <w:p>
-            <w:pPr>
-              <w:spacing w:before="40" w:after="40"/>
-            </w:pPr>
-            <w:r/>
-            <w:r>
-              <w:rPr>
-                <w:color w:val="000000"/>
-                <w:sz w:val="18"/>
-              </w:rPr>
-              <w:t>CCTP Lot 2 (Boot on SAN)</w:t>
-            </w:r>
-          </w:p>
-        </w:tc>
-        <w:tc>
-          <w:tcPr>
-            <w:tcW w:type="dxa" w:w="3400"/>
-            <w:shd w:val="clear" w:color="auto" w:fill="FFFFFF"/>
+            <w:tcBorders>
+              <w:top w:val="single" w:sz="4" w:space="0" w:color="CCCCCC"/>
+              <w:left w:val="single" w:sz="4" w:space="0" w:color="CCCCCC"/>
+              <w:bottom w:val="single" w:sz="4" w:space="0" w:color="CCCCCC"/>
+              <w:right w:val="single" w:sz="4" w:space="0" w:color="CCCCCC"/>
+            </w:tcBorders>
           </w:tcPr>
           <w:p>
             <w:pPr>
@@ -2320,11 +2692,67 @@
           </w:p>
         </w:tc>
       </w:tr>
+      <w:tr>
+        <w:tc>
+          <w:tcPr>
+            <w:tcW w:type="dxa" w:w="5100"/>
+            <w:shd w:val="clear" w:color="auto" w:fill="FFFFFF"/>
+            <w:tcBorders>
+              <w:top w:val="single" w:sz="4" w:space="0" w:color="CCCCCC"/>
+              <w:left w:val="single" w:sz="4" w:space="0" w:color="CCCCCC"/>
+              <w:bottom w:val="single" w:sz="4" w:space="0" w:color="CCCCCC"/>
+              <w:right w:val="single" w:sz="4" w:space="0" w:color="CCCCCC"/>
+            </w:tcBorders>
+          </w:tcPr>
+          <w:p>
+            <w:pPr>
+              <w:spacing w:before="40" w:after="40"/>
+            </w:pPr>
+            <w:r/>
+            <w:r>
+              <w:rPr>
+                <w:color w:val="000000"/>
+                <w:sz w:val="18"/>
+              </w:rPr>
+              <w:t>Sync + async replication on full capacity often licensed separately by OEMs</w:t>
+            </w:r>
+          </w:p>
+        </w:tc>
+        <w:tc>
+          <w:tcPr>
+            <w:tcW w:type="dxa" w:w="5100"/>
+            <w:shd w:val="clear" w:color="auto" w:fill="FFFFFF"/>
+            <w:tcBorders>
+              <w:top w:val="single" w:sz="4" w:space="0" w:color="CCCCCC"/>
+              <w:left w:val="single" w:sz="4" w:space="0" w:color="CCCCCC"/>
+              <w:bottom w:val="single" w:sz="4" w:space="0" w:color="CCCCCC"/>
+              <w:right w:val="single" w:sz="4" w:space="0" w:color="CCCCCC"/>
+            </w:tcBorders>
+          </w:tcPr>
+          <w:p>
+            <w:pPr>
+              <w:spacing w:before="40" w:after="40"/>
+            </w:pPr>
+            <w:r/>
+            <w:r>
+              <w:rPr>
+                <w:b/>
+                <w:color w:val="FF6600"/>
+                <w:sz w:val="18"/>
+              </w:rPr>
+              <w:t>Medium</w:t>
+            </w:r>
+          </w:p>
+        </w:tc>
+      </w:tr>
     </w:tbl>
     <w:p/>
     <w:p>
       <w:pPr>
-        <w:spacing w:before="120" w:after="60"/>
+        <w:spacing w:before="160" w:after="80"/>
+        <w:pBdr>
+          <w:bottom w:val="single" w:sz="8" w:space="2" w:color="2E75B6"/>
+        </w:pBdr>
       </w:pPr>
       <w:r>
         <w:rPr>
@@ -2337,7 +2765,7 @@
     </w:p>
     <w:p>
       <w:pPr>
-        <w:spacing w:before="40" w:after="80"/>
+        <w:spacing w:before="40" w:after="40"/>
       </w:pPr>
       <w:r>
         <w:rPr>
@@ -2358,7 +2786,7 @@
           <w:color w:val="404040"/>
           <w:sz w:val="20"/>
         </w:rPr>
-        <w:t>Defence sector reference — high strategic value for North African market credibility</w:t>
+        <w:t>Defence sector reference — high strategic value for North African market</w:t>
       </w:r>
     </w:p>
     <w:p>
@@ -2371,7 +2799,7 @@
           <w:color w:val="404040"/>
           <w:sz w:val="20"/>
         </w:rPr>
-        <w:t>Full datacenter scope in a single contract — visibility across the full ICT portfolio</w:t>
+        <w:t>Full datacenter scope in a single contract — visibility across full ICT portfolio</w:t>
       </w:r>
     </w:p>
     <w:p>
@@ -2384,7 +2812,7 @@
           <w:color w:val="404040"/>
           <w:sz w:val="20"/>
         </w:rPr>
-        <w:t>Specs map to standard Tier-1 OEM portfolios — no exotic or non-standard requirements</w:t>
+        <w:t>Specs map cleanly to standard Tier-1 OEM portfolios (no exotic requirements)</w:t>
       </w:r>
     </w:p>
     <w:p>
@@ -2397,25 +2825,13 @@
           <w:color w:val="404040"/>
           <w:sz w:val="20"/>
         </w:rPr>
-        <w:t>Professional procurement framework via TUNEPS with clear CCAP and CCTP</w:t>
+        <w:t>2-year support contract generates predictable recurring revenue</w:t>
       </w:r>
     </w:p>
+    <w:p/>
     <w:p>
       <w:pPr>
-        <w:pStyle w:val="ListParagraph"/>
-        <w:spacing w:before="20" w:after="20"/>
-      </w:pPr>
-      <w:r>
-        <w:rPr>
-          <w:color w:val="404040"/>
-          <w:sz w:val="20"/>
-        </w:rPr>
-        <w:t>2-year bundled support contract generates predictable recurring revenue</w:t>
-      </w:r>
-    </w:p>
-    <w:p>
-      <w:pPr>
-        <w:spacing w:before="40" w:after="80"/>
+        <w:spacing w:before="40" w:after="40"/>
       </w:pPr>
       <w:r>
         <w:rPr>
@@ -2436,7 +2852,7 @@
           <w:color w:val="404040"/>
           <w:sz w:val="20"/>
         </w:rPr>
-        <w:t>Tight 120-day execution window vs current OEM lead times on latest-generation hardware</w:t>
+        <w:t>VMware migration is the critical-path technical risk</w:t>
       </w:r>
     </w:p>
     <w:p>
@@ -2449,7 +2865,7 @@
           <w:color w:val="404040"/>
           <w:sz w:val="20"/>
         </w:rPr>
-        <w:t>VMware migration is the critical-path risk item — live migration without production impact is mandatory</w:t>
+        <w:t>Same-brand constraint requires early OEM commitment</w:t>
       </w:r>
     </w:p>
     <w:p>
@@ -2462,7 +2878,7 @@
           <w:color w:val="404040"/>
           <w:sz w:val="20"/>
         </w:rPr>
-        <w:t>Same-brand constraint requires early OEM commitment before contract award</w:t>
+        <w:t>Requires up-to-date hardware (latest generation servers, all-NVMe storage)</w:t>
       </w:r>
     </w:p>
     <w:p>
@@ -2475,26 +2891,13 @@
           <w:color w:val="404040"/>
           <w:sz w:val="20"/>
         </w:rPr>
-        <w:t>Defence security screening can disqualify a vendor late in the process</w:t>
-      </w:r>
-    </w:p>
-    <w:p>
-      <w:pPr>
-        <w:pStyle w:val="ListParagraph"/>
-        <w:spacing w:before="20" w:after="20"/>
-      </w:pPr>
-      <w:r>
-        <w:rPr>
-          <w:color w:val="404040"/>
-          <w:sz w:val="20"/>
-        </w:rPr>
-        <w:t>FX exposure partially mitigated (capped at 2% price revision) — contracts in TND</w:t>
+        <w:t>Two certifying trainings require an accredited center and certified trainer availability</w:t>
       </w:r>
     </w:p>
     <w:p/>
     <w:p>
       <w:pPr>
-        <w:spacing w:before="40" w:after="80"/>
+        <w:spacing w:before="40" w:after="40"/>
       </w:pPr>
       <w:r>
         <w:rPr>
@@ -2516,13 +2919,16 @@
         <w:gridCol w:w="5100"/>
       </w:tblGrid>
       <w:tr>
-        <w:trPr>
-          <w:tblHeader/>
-        </w:trPr>
         <w:tc>
           <w:tcPr>
             <w:tcW w:type="dxa" w:w="5100"/>
-            <w:shd w:val="clear" w:color="auto" w:fill="1F3864"/>
+            <w:shd w:val="clear" w:color="auto" w:fill="FFFFFF"/>
+            <w:tcBorders>
+              <w:top w:val="single" w:sz="6" w:space="0" w:color="2E75B6"/>
+              <w:left w:val="single" w:sz="6" w:space="0" w:color="2E75B6"/>
+              <w:bottom w:val="single" w:sz="6" w:space="0" w:color="2E75B6"/>
+              <w:right w:val="single" w:sz="6" w:space="0" w:color="2E75B6"/>
+            </w:tcBorders>
           </w:tcPr>
           <w:p>
             <w:pPr>
@@ -2533,7 +2939,7 @@
             <w:r>
               <w:rPr>
                 <w:b/>
-                <w:color w:val="1F3864"/>
+                <w:color w:val="000000"/>
                 <w:sz w:val="18"/>
               </w:rPr>
               <w:t>Profile</w:t>
@@ -2543,7 +2949,13 @@
         <w:tc>
           <w:tcPr>
             <w:tcW w:type="dxa" w:w="5100"/>
-            <w:shd w:val="clear" w:color="auto" w:fill="1F3864"/>
+            <w:shd w:val="clear" w:color="auto" w:fill="FFFFFF"/>
+            <w:tcBorders>
+              <w:top w:val="single" w:sz="6" w:space="0" w:color="2E75B6"/>
+              <w:left w:val="single" w:sz="6" w:space="0" w:color="2E75B6"/>
+              <w:bottom w:val="single" w:sz="6" w:space="0" w:color="2E75B6"/>
+              <w:right w:val="single" w:sz="6" w:space="0" w:color="2E75B6"/>
+            </w:tcBorders>
           </w:tcPr>
           <w:p>
             <w:pPr>
@@ -2554,7 +2966,7 @@
             <w:r>
               <w:rPr>
                 <w:b/>
-                <w:color w:val="1F3864"/>
+                <w:color w:val="000000"/>
                 <w:sz w:val="18"/>
               </w:rPr>
               <w:t>Relevance</w:t>
@@ -2567,6 +2979,12 @@
           <w:tcPr>
             <w:tcW w:type="dxa" w:w="5100"/>
             <w:shd w:val="clear" w:color="auto" w:fill="FFFFFF"/>
+            <w:tcBorders>
+              <w:top w:val="single" w:sz="4" w:space="0" w:color="CCCCCC"/>
+              <w:left w:val="single" w:sz="4" w:space="0" w:color="CCCCCC"/>
+              <w:bottom w:val="single" w:sz="4" w:space="0" w:color="CCCCCC"/>
+              <w:right w:val="single" w:sz="4" w:space="0" w:color="CCCCCC"/>
+            </w:tcBorders>
           </w:tcPr>
           <w:p>
             <w:pPr>
@@ -2579,7 +2997,7 @@
                 <w:color w:val="000000"/>
                 <w:sz w:val="18"/>
               </w:rPr>
-              <w:t>Tier-1 OEM with strong North African channel (e.g., Huawei, Dell, HPE, Lenovo)</w:t>
+              <w:t>Tier-1 OEM with strong North African channel (e.g., Huawei NA)</w:t>
             </w:r>
           </w:p>
         </w:tc>
@@ -2587,6 +3005,12 @@
           <w:tcPr>
             <w:tcW w:type="dxa" w:w="5100"/>
             <w:shd w:val="clear" w:color="auto" w:fill="FFFFFF"/>
+            <w:tcBorders>
+              <w:top w:val="single" w:sz="4" w:space="0" w:color="CCCCCC"/>
+              <w:left w:val="single" w:sz="4" w:space="0" w:color="CCCCCC"/>
+              <w:bottom w:val="single" w:sz="4" w:space="0" w:color="CCCCCC"/>
+              <w:right w:val="single" w:sz="4" w:space="0" w:color="CCCCCC"/>
+            </w:tcBorders>
           </w:tcPr>
           <w:p>
             <w:pPr>
@@ -2599,7 +3023,7 @@
                 <w:color w:val="000000"/>
                 <w:sz w:val="18"/>
               </w:rPr>
-              <w:t>Highly relevant — natural fit for full-stack datacenter scope</w:t>
+              <w:t>Highly relevant — natural fit</w:t>
             </w:r>
           </w:p>
         </w:tc>
@@ -2609,6 +3033,12 @@
           <w:tcPr>
             <w:tcW w:type="dxa" w:w="5100"/>
             <w:shd w:val="clear" w:color="auto" w:fill="FFFFFF"/>
+            <w:tcBorders>
+              <w:top w:val="single" w:sz="4" w:space="0" w:color="CCCCCC"/>
+              <w:left w:val="single" w:sz="4" w:space="0" w:color="CCCCCC"/>
+              <w:bottom w:val="single" w:sz="4" w:space="0" w:color="CCCCCC"/>
+              <w:right w:val="single" w:sz="4" w:space="0" w:color="CCCCCC"/>
+            </w:tcBorders>
           </w:tcPr>
           <w:p>
             <w:pPr>
@@ -2629,6 +3059,12 @@
           <w:tcPr>
             <w:tcW w:type="dxa" w:w="5100"/>
             <w:shd w:val="clear" w:color="auto" w:fill="FFFFFF"/>
+            <w:tcBorders>
+              <w:top w:val="single" w:sz="4" w:space="0" w:color="CCCCCC"/>
+              <w:left w:val="single" w:sz="4" w:space="0" w:color="CCCCCC"/>
+              <w:bottom w:val="single" w:sz="4" w:space="0" w:color="CCCCCC"/>
+              <w:right w:val="single" w:sz="4" w:space="0" w:color="CCCCCC"/>
+            </w:tcBorders>
           </w:tcPr>
           <w:p>
             <w:pPr>
@@ -2641,7 +3077,7 @@
                 <w:color w:val="000000"/>
                 <w:sz w:val="18"/>
               </w:rPr>
-              <w:t>Moderately relevant — requires certified local partner or integrator</w:t>
+              <w:t>Moderately relevant — partnership required</w:t>
             </w:r>
           </w:p>
         </w:tc>
@@ -2651,6 +3087,12 @@
           <w:tcPr>
             <w:tcW w:type="dxa" w:w="5100"/>
             <w:shd w:val="clear" w:color="auto" w:fill="FFFFFF"/>
+            <w:tcBorders>
+              <w:top w:val="single" w:sz="4" w:space="0" w:color="CCCCCC"/>
+              <w:left w:val="single" w:sz="4" w:space="0" w:color="CCCCCC"/>
+              <w:bottom w:val="single" w:sz="4" w:space="0" w:color="CCCCCC"/>
+              <w:right w:val="single" w:sz="4" w:space="0" w:color="CCCCCC"/>
+            </w:tcBorders>
           </w:tcPr>
           <w:p>
             <w:pPr>
@@ -2671,6 +3113,12 @@
           <w:tcPr>
             <w:tcW w:type="dxa" w:w="5100"/>
             <w:shd w:val="clear" w:color="auto" w:fill="FFFFFF"/>
+            <w:tcBorders>
+              <w:top w:val="single" w:sz="4" w:space="0" w:color="CCCCCC"/>
+              <w:left w:val="single" w:sz="4" w:space="0" w:color="CCCCCC"/>
+              <w:bottom w:val="single" w:sz="4" w:space="0" w:color="CCCCCC"/>
+              <w:right w:val="single" w:sz="4" w:space="0" w:color="CCCCCC"/>
+            </w:tcBorders>
           </w:tcPr>
           <w:p>
             <w:pPr>
@@ -2683,7 +3131,7 @@
                 <w:color w:val="000000"/>
                 <w:sz w:val="18"/>
               </w:rPr>
-              <w:t>Low relevance — MAF and brand constraint are blocking without OEM backing</w:t>
+              <w:t>Low relevance</w:t>
             </w:r>
           </w:p>
         </w:tc>
@@ -2693,6 +3141,12 @@
           <w:tcPr>
             <w:tcW w:type="dxa" w:w="5100"/>
             <w:shd w:val="clear" w:color="auto" w:fill="FFFFFF"/>
+            <w:tcBorders>
+              <w:top w:val="single" w:sz="4" w:space="0" w:color="CCCCCC"/>
+              <w:left w:val="single" w:sz="4" w:space="0" w:color="CCCCCC"/>
+              <w:bottom w:val="single" w:sz="4" w:space="0" w:color="CCCCCC"/>
+              <w:right w:val="single" w:sz="4" w:space="0" w:color="CCCCCC"/>
+            </w:tcBorders>
           </w:tcPr>
           <w:p>
             <w:pPr>
@@ -2713,6 +3167,12 @@
           <w:tcPr>
             <w:tcW w:type="dxa" w:w="5100"/>
             <w:shd w:val="clear" w:color="auto" w:fill="FFFFFF"/>
+            <w:tcBorders>
+              <w:top w:val="single" w:sz="4" w:space="0" w:color="CCCCCC"/>
+              <w:left w:val="single" w:sz="4" w:space="0" w:color="CCCCCC"/>
+              <w:bottom w:val="single" w:sz="4" w:space="0" w:color="CCCCCC"/>
+              <w:right w:val="single" w:sz="4" w:space="0" w:color="CCCCCC"/>
+            </w:tcBorders>
           </w:tcPr>
           <w:p>
             <w:pPr>
@@ -2725,7 +3185,7 @@
                 <w:color w:val="000000"/>
                 <w:sz w:val="18"/>
               </w:rPr>
-              <w:t>Low relevance — defence screening and track-record requirements are disqualifying</w:t>
+              <w:t>Low relevance</w:t>
             </w:r>
           </w:p>
         </w:tc>
@@ -2748,17 +3208,7 @@
           <w:color w:val="404040"/>
           <w:sz w:val="20"/>
         </w:rPr>
-        <w:t>This tender is structurally relevant for any Tier-1 ICT vendor with a local presence or certified channel partner. The full-stack scope, professional procurement, and 2-year support 捆绑 make it a strategic entry point into the Tunisian defence ICT ecosystem.</w:t>
-        <w:br/>
-        <w:br/>
-      </w:r>
-      <w:r>
-        <w:rPr>
-          <w:b/>
-          <w:color w:val="1F3864"/>
-          <w:sz w:val="20"/>
-        </w:rPr>
-        <w:t>Management validation is required on three items before a binding offer is submitted: 1) exact production VM count to confirm or upsize the 15-VM backup licence; 2) acceptable maintenance window and downtime tolerance during live migration; 3) current VMware vSphere 8 version, build, and VM inventory to size the migration track.</w:t>
+        <w:t>This tender is technically relevant for any Tier-1 ICT vendor with active North African presence. The technical scope is standard, the requirements map to common product families, and the reference value is high. Two technical items require internal validation by management before pursuing: OEM partnership covering servers + storage + backup, and availability of certified migration profiles.</w:t>
       </w:r>
     </w:p>
     <w:sectPr>
